--- a/Clinical Pathophysiology I Exam 2/cp-exam-2-cram-sheet.docx
+++ b/Clinical Pathophysiology I Exam 2/cp-exam-2-cram-sheet.docx
@@ -2800,7 +2800,7 @@
                 <w:i w:val="0"/>
                 <w:sz w:val="18"/>
               </w:rPr>
-              <w:t>Insidious; needs a PREEXISTING valve lesion. LESS VIRULENT organisms (slide lists S. aureus, Streptococcus, Candida) cannot attack a healthy endocardium. (Textbook generally pairs S. aureus with the acute form.)</w:t>
+              <w:t>Insidious; needs a PREEXISTING valve lesion. LESS VIRULENT organisms (typically Streptococcus) cannot attack a healthy endocardium. S. aureus is ACUTE, not subacute (the slide lists it here; Robbins pairs it with the acute form).</w:t>
             </w:r>
           </w:p>
         </w:tc>

--- a/Clinical Pathophysiology I Exam 2/cp-exam-2-cram-sheet.docx
+++ b/Clinical Pathophysiology I Exam 2/cp-exam-2-cram-sheet.docx
@@ -1068,7 +1068,7 @@
                 <w:i w:val="0"/>
                 <w:sz w:val="18"/>
               </w:rPr>
-              <w:t>Most common genetic hyperlipidemia. Defective LOW-DENSITY LIPOPROTEIN RECEPTOR on liver cells → liver cannot clear cholesterol.</w:t>
+              <w:t>Common single-gene hyperlipidemia (classically taught as the most common). Defective LOW-DENSITY LIPOPROTEIN RECEPTOR on liver cells → liver cannot clear cholesterol.</w:t>
             </w:r>
           </w:p>
         </w:tc>
@@ -1712,7 +1712,7 @@
                 <w:i w:val="0"/>
                 <w:sz w:val="18"/>
               </w:rPr>
-              <w:t>VASOSPASM (cause unknown). Unpredictable; NO relation to physical or emotional stress.</w:t>
+              <w:t>VASOSPASM (cause unknown). Unpredictable; typically at REST, not with exertion.</w:t>
             </w:r>
           </w:p>
         </w:tc>
@@ -2012,7 +2012,7 @@
                 <w:i w:val="0"/>
                 <w:sz w:val="18"/>
               </w:rPr>
-              <w:t>6 h: first visible · 18–24 h: paler · then yellow, soft, red vascular border · 1–2 weeks: necrotic tissue removed · by 6 weeks: fibrous scar.</w:t>
+              <w:t>First several hours: hard to see by eye (slide: 6 h) · 18–24 h: paler · then yellow, soft, red vascular border · 1–2 weeks: necrotic tissue removed · by 6 weeks: fibrous scar.</w:t>
             </w:r>
           </w:p>
         </w:tc>
@@ -2256,7 +2256,7 @@
                 <w:i w:val="0"/>
                 <w:sz w:val="18"/>
               </w:rPr>
-              <w:t>Acute: infection or PAPILLARY MUSCLE RUPTURE. Causes: rheumatic heart disease, infective endocarditis.</w:t>
+              <w:t>Acute: infection or PAPILLARY MUSCLE RUPTURE. Important causes: rheumatic heart disease, infective endocarditis, degenerative valve changes, aortic root dilation.</w:t>
             </w:r>
           </w:p>
         </w:tc>
@@ -2506,7 +2506,7 @@
                 <w:i w:val="0"/>
                 <w:sz w:val="18"/>
               </w:rPr>
-              <w:t>DIASTOLIC leak back into left ventricle. AORTIC ROOT DILATION common (aging, connective tissue disease). Left ventricle hypertrophies + dilates; DIASTOLIC PRESSURE FALLS.</w:t>
+              <w:t>DIASTOLIC leak back into left ventricle. AORTIC ROOT DILATION common (aging, connective tissue disease). Left ventricle hypertrophies + dilates; AORTIC DIASTOLIC PRESSURE FALLS (blood leaks back).</w:t>
             </w:r>
           </w:p>
         </w:tc>
@@ -2850,7 +2850,7 @@
                 <w:i w:val="0"/>
                 <w:sz w:val="18"/>
               </w:rPr>
-              <w:t>Inflammation + leukocyte infiltration + necrosis. Microbes, immune disease, physical agents; COXSACKIEVIRUS most common in North America. Left ventricular dysfunction, ALL FOUR chambers dilated, edematous muscle, endocardium usually NORMAL.</w:t>
+              <w:t>Inflammation + leukocyte infiltration + necrosis. Microbes (most often viruses, classically COXSACKIEVIRUS), immune disease, physical agents. Left ventricular dysfunction, chambers sometimes dilated, edematous muscle, endocardium usually NORMAL.</w:t>
             </w:r>
           </w:p>
         </w:tc>
@@ -3100,7 +3100,7 @@
                 <w:i w:val="0"/>
                 <w:sz w:val="18"/>
               </w:rPr>
-              <w:t>Large effusion COMPRESSES chambers from outside → filling impaired. Life-threatening.</w:t>
+              <w:t>Fluid, especially if it collects quickly, COMPRESSES chambers from outside → filling impaired. Life-threatening.</w:t>
             </w:r>
           </w:p>
         </w:tc>
@@ -4015,7 +4015,7 @@
                 <w:i w:val="0"/>
                 <w:sz w:val="18"/>
               </w:rPr>
-              <w:t>Size predicts disease</w:t>
+              <w:t>Size tends to predict disease</w:t>
             </w:r>
           </w:p>
         </w:tc>
@@ -4038,7 +4038,7 @@
                 <w:i w:val="0"/>
                 <w:sz w:val="18"/>
               </w:rPr>
-              <w:t>LARGE elastic (aorta 2–3.5 cm) → ANEURYSM (elastic loss). MEDIUM muscular (coronary 3–4 mm, renal) → ATHEROSCLEROSIS. SMALL (≤2 mm) + ARTERIOLES (20–100 micrometers) → HYPERTENSION.</w:t>
+              <w:t>Tendencies, not rules (atherosclerosis also affects the aorta). LARGE elastic (aorta 2–3.5 cm) → ANEURYSM (elastic loss). MEDIUM muscular (coronary 3–4 mm, renal) → ATHEROSCLEROSIS. SMALL (≤2 mm) + ARTERIOLES (20–100 micrometers) → HYPERTENSION.</w:t>
             </w:r>
           </w:p>
         </w:tc>
@@ -4632,7 +4632,7 @@
                 <w:i w:val="0"/>
                 <w:sz w:val="18"/>
               </w:rPr>
-              <w:t>'Gruel' + 'hardening'. MOST clinically relevant. Coronary, cerebral, peripheral disease; about half of Western deaths.</w:t>
+              <w:t>'Gruel' + 'hardening'. MOST clinically relevant. Coronary, cerebral, peripheral disease; slide: about half of Western deaths (an older figure; roughly a third of United States deaths today).</w:t>
             </w:r>
           </w:p>
         </w:tc>
@@ -4682,7 +4682,7 @@
                 <w:i w:val="0"/>
                 <w:sz w:val="18"/>
               </w:rPr>
-              <w:t>Hyperlipidemia · LIPOPROTEIN(a) (altered low-density lipoprotein, independent of total cholesterol) · smoking · hypertension · diabetes · METABOLIC SYNDROME · C-reactive protein · FAMILY HISTORY = MOST IMPORTANT · age · men + postmenopausal women.</w:t>
+              <w:t>Hyperlipidemia · LIPOPROTEIN(a) (altered low-density lipoprotein, independent of total cholesterol) · smoking · hypertension · diabetes · METABOLIC SYNDROME · C-reactive protein · FAMILY HISTORY = strong risk, classically taught as the most important · age · men + postmenopausal women.</w:t>
             </w:r>
           </w:p>
         </w:tc>
@@ -6020,7 +6020,7 @@
                 <w:i w:val="0"/>
                 <w:sz w:val="18"/>
               </w:rPr>
-              <w:t>VESSEL WALL DAMAGE · FLOW TURBULENCE · HYPERCOAGULABILITY.</w:t>
+              <w:t>VESSEL WALL DAMAGE · ABNORMAL BLOOD FLOW (turbulence or stasis) · HYPERCOAGULABILITY.</w:t>
             </w:r>
           </w:p>
         </w:tc>

--- a/Clinical Pathophysiology I Exam 2/cp-exam-2-cram-sheet.docx
+++ b/Clinical Pathophysiology I Exam 2/cp-exam-2-cram-sheet.docx
@@ -62,7 +62,7 @@
           <w:b w:val="0"/>
           <w:i w:val="0"/>
         </w:rPr>
-        <w:t>Lecture 6 Cardiac and Lecture 7 Vascular, condensed. Lectures 8–10 are added as each is posted. Mechanism only, never management.</w:t>
+        <w:t>Lectures 6 Cardiac, 7 Vascular, 8 Immunity and 9 Pulmonary, condensed. Lecture 10 is added when it is posted. Mechanism only, never management.</w:t>
       </w:r>
     </w:p>
     <w:tbl>
@@ -6071,6 +6071,4758 @@
                 <w:sz w:val="18"/>
               </w:rPr>
               <w:t>Neutrophils + macrophages infiltrate fibrin; COLLAGEN replaces fibrin over weeks → less flow. Dislodges → EMBOLUS → PULMONARY ARTERY = pulmonary embolus.</w:t>
+            </w:r>
+          </w:p>
+        </w:tc>
+      </w:tr>
+    </w:tbl>
+    <w:p>
+      <w:pPr>
+        <w:spacing w:after="80"/>
+      </w:pPr>
+    </w:p>
+    <w:p>
+      <w:pPr>
+        <w:pStyle w:val="Heading1"/>
+        <w:spacing w:before="280" w:after="100"/>
+      </w:pPr>
+      <w:r>
+        <w:rPr>
+          <w:rFonts w:ascii="Georgia" w:hAnsi="Georgia"/>
+          <w:color w:val="17494B"/>
+        </w:rPr>
+        <w:t>L8 · Immunity Basics &amp; Blood Cells</w:t>
+      </w:r>
+    </w:p>
+    <w:tbl>
+      <w:tblPr>
+        <w:tblStyle w:val="TableGrid"/>
+        <w:tblW w:type="auto" w:w="0"/>
+        <w:jc w:val="center"/>
+        <w:tblLook w:firstColumn="1" w:firstRow="1" w:lastColumn="0" w:lastRow="0" w:noHBand="0" w:noVBand="1" w:val="04A0"/>
+        <w:tblBorders>
+          <w:top w:val="single" w:sz="4" w:space="0" w:color="D8D2D4"/>
+          <w:left w:val="single" w:sz="4" w:space="0" w:color="D8D2D4"/>
+          <w:bottom w:val="single" w:sz="4" w:space="0" w:color="D8D2D4"/>
+          <w:right w:val="single" w:sz="4" w:space="0" w:color="D8D2D4"/>
+          <w:insideH w:val="single" w:sz="4" w:space="0" w:color="D8D2D4"/>
+          <w:insideV w:val="single" w:sz="4" w:space="0" w:color="D8D2D4"/>
+        </w:tblBorders>
+      </w:tblPr>
+      <w:tblGrid>
+        <w:gridCol w:w="5112"/>
+        <w:gridCol w:w="5112"/>
+      </w:tblGrid>
+      <w:tr>
+        <w:tc>
+          <w:tcPr>
+            <w:tcW w:type="dxa" w:w="5112"/>
+            <w:shd w:val="clear" w:color="auto" w:fill="17494B"/>
+          </w:tcPr>
+          <w:p>
+            <w:pPr>
+              <w:spacing w:after="40"/>
+            </w:pPr>
+            <w:r>
+              <w:rPr>
+                <w:b/>
+                <w:color w:val="FFFFFF"/>
+                <w:sz w:val="18"/>
+              </w:rPr>
+            </w:r>
+            <w:r>
+              <w:rPr>
+                <w:b/>
+                <w:i w:val="0"/>
+                <w:color w:val="FFFFFF"/>
+                <w:sz w:val="18"/>
+              </w:rPr>
+              <w:t>Term</w:t>
+            </w:r>
+          </w:p>
+        </w:tc>
+        <w:tc>
+          <w:tcPr>
+            <w:tcW w:type="dxa" w:w="5112"/>
+            <w:shd w:val="clear" w:color="auto" w:fill="17494B"/>
+          </w:tcPr>
+          <w:p>
+            <w:pPr>
+              <w:spacing w:after="40"/>
+            </w:pPr>
+            <w:r>
+              <w:rPr>
+                <w:b/>
+                <w:color w:val="FFFFFF"/>
+                <w:sz w:val="18"/>
+              </w:rPr>
+            </w:r>
+            <w:r>
+              <w:rPr>
+                <w:b/>
+                <w:i w:val="0"/>
+                <w:color w:val="FFFFFF"/>
+                <w:sz w:val="18"/>
+              </w:rPr>
+              <w:t>What you need to know</w:t>
+            </w:r>
+          </w:p>
+        </w:tc>
+      </w:tr>
+      <w:tr>
+        <w:tc>
+          <w:tcPr>
+            <w:tcW w:type="dxa" w:w="5112"/>
+            <w:shd w:val="clear" w:color="auto" w:fill="F1EEEF"/>
+          </w:tcPr>
+          <w:p>
+            <w:pPr>
+              <w:spacing w:after="40"/>
+            </w:pPr>
+            <w:r>
+              <w:rPr>
+                <w:b/>
+                <w:sz w:val="18"/>
+              </w:rPr>
+            </w:r>
+            <w:r>
+              <w:rPr>
+                <w:b/>
+                <w:i w:val="0"/>
+                <w:sz w:val="18"/>
+              </w:rPr>
+              <w:t>Immunity: 3 functions</w:t>
+            </w:r>
+          </w:p>
+        </w:tc>
+        <w:tc>
+          <w:tcPr>
+            <w:tcW w:type="dxa" w:w="5112"/>
+          </w:tcPr>
+          <w:p>
+            <w:pPr>
+              <w:spacing w:after="40"/>
+            </w:pPr>
+            <w:r>
+              <w:rPr>
+                <w:sz w:val="18"/>
+              </w:rPr>
+            </w:r>
+            <w:r>
+              <w:rPr>
+                <w:b w:val="0"/>
+                <w:i w:val="0"/>
+                <w:sz w:val="18"/>
+              </w:rPr>
+              <w:t>DEFENSE (resistance to invaders) · SURVEILLANCE (of self, for mutant or cancerous cells) · HOMEOSTASIS (removing cellular debris).</w:t>
+            </w:r>
+          </w:p>
+        </w:tc>
+      </w:tr>
+      <w:tr>
+        <w:tc>
+          <w:tcPr>
+            <w:tcW w:type="dxa" w:w="5112"/>
+            <w:shd w:val="clear" w:color="auto" w:fill="F1EEEF"/>
+          </w:tcPr>
+          <w:p>
+            <w:pPr>
+              <w:spacing w:after="40"/>
+            </w:pPr>
+            <w:r>
+              <w:rPr>
+                <w:b/>
+                <w:sz w:val="18"/>
+              </w:rPr>
+            </w:r>
+            <w:r>
+              <w:rPr>
+                <w:b/>
+                <w:i w:val="0"/>
+                <w:sz w:val="18"/>
+              </w:rPr>
+              <w:t>Memory &amp; specificity</w:t>
+            </w:r>
+          </w:p>
+        </w:tc>
+        <w:tc>
+          <w:tcPr>
+            <w:tcW w:type="dxa" w:w="5112"/>
+          </w:tcPr>
+          <w:p>
+            <w:pPr>
+              <w:spacing w:after="40"/>
+            </w:pPr>
+            <w:r>
+              <w:rPr>
+                <w:sz w:val="18"/>
+              </w:rPr>
+            </w:r>
+            <w:r>
+              <w:rPr>
+                <w:b w:val="0"/>
+                <w:i w:val="0"/>
+                <w:sz w:val="18"/>
+              </w:rPr>
+              <w:t>Memory = faster, stronger adaptive response on RE-EXPOSURE. B- and T-cell receptors recognize particular EPITOPES; innate receptors recognize patterns shared by groups of organisms.</w:t>
+            </w:r>
+          </w:p>
+        </w:tc>
+      </w:tr>
+      <w:tr>
+        <w:tc>
+          <w:tcPr>
+            <w:tcW w:type="dxa" w:w="5112"/>
+            <w:shd w:val="clear" w:color="auto" w:fill="F1EEEF"/>
+          </w:tcPr>
+          <w:p>
+            <w:pPr>
+              <w:spacing w:after="40"/>
+            </w:pPr>
+            <w:r>
+              <w:rPr>
+                <w:b/>
+                <w:sz w:val="18"/>
+              </w:rPr>
+            </w:r>
+            <w:r>
+              <w:rPr>
+                <w:b/>
+                <w:i w:val="0"/>
+                <w:sz w:val="18"/>
+              </w:rPr>
+              <w:t>Active vs passive</w:t>
+            </w:r>
+          </w:p>
+        </w:tc>
+        <w:tc>
+          <w:tcPr>
+            <w:tcW w:type="dxa" w:w="5112"/>
+          </w:tcPr>
+          <w:p>
+            <w:pPr>
+              <w:spacing w:after="40"/>
+            </w:pPr>
+            <w:r>
+              <w:rPr>
+                <w:sz w:val="18"/>
+              </w:rPr>
+            </w:r>
+            <w:r>
+              <w:rPr>
+                <w:b w:val="0"/>
+                <w:i w:val="0"/>
+                <w:sz w:val="18"/>
+              </w:rPr>
+              <w:t>ACTIVE: the body's own response after antigen exposure (natural = met naturally; artificial = VACCINATION). PASSIVE: PREFORMED antibodies transferred; immediate protection that declines.</w:t>
+            </w:r>
+          </w:p>
+        </w:tc>
+      </w:tr>
+      <w:tr>
+        <w:tc>
+          <w:tcPr>
+            <w:tcW w:type="dxa" w:w="5112"/>
+            <w:shd w:val="clear" w:color="auto" w:fill="F1EEEF"/>
+          </w:tcPr>
+          <w:p>
+            <w:pPr>
+              <w:spacing w:after="40"/>
+            </w:pPr>
+            <w:r>
+              <w:rPr>
+                <w:b/>
+                <w:sz w:val="18"/>
+              </w:rPr>
+            </w:r>
+            <w:r>
+              <w:rPr>
+                <w:b/>
+                <w:i w:val="0"/>
+                <w:sz w:val="18"/>
+              </w:rPr>
+              <w:t>Passive examples</w:t>
+            </w:r>
+          </w:p>
+        </w:tc>
+        <w:tc>
+          <w:tcPr>
+            <w:tcW w:type="dxa" w:w="5112"/>
+          </w:tcPr>
+          <w:p>
+            <w:pPr>
+              <w:spacing w:after="40"/>
+            </w:pPr>
+            <w:r>
+              <w:rPr>
+                <w:sz w:val="18"/>
+              </w:rPr>
+            </w:r>
+            <w:r>
+              <w:rPr>
+                <w:b w:val="0"/>
+                <w:i w:val="0"/>
+                <w:sz w:val="18"/>
+              </w:rPr>
+              <w:t>Natural: maternal IgG through the PLACENTA, IgA in BREAST MILK. Artificial: tetanus and rabies immune globulin.</w:t>
+            </w:r>
+          </w:p>
+        </w:tc>
+      </w:tr>
+      <w:tr>
+        <w:tc>
+          <w:tcPr>
+            <w:tcW w:type="dxa" w:w="5112"/>
+            <w:shd w:val="clear" w:color="auto" w:fill="F1EEEF"/>
+          </w:tcPr>
+          <w:p>
+            <w:pPr>
+              <w:spacing w:after="40"/>
+            </w:pPr>
+            <w:r>
+              <w:rPr>
+                <w:b/>
+                <w:sz w:val="18"/>
+              </w:rPr>
+            </w:r>
+            <w:r>
+              <w:rPr>
+                <w:b/>
+                <w:i w:val="0"/>
+                <w:sz w:val="18"/>
+              </w:rPr>
+              <w:t>Innate immunity</w:t>
+            </w:r>
+          </w:p>
+        </w:tc>
+        <w:tc>
+          <w:tcPr>
+            <w:tcW w:type="dxa" w:w="5112"/>
+          </w:tcPr>
+          <w:p>
+            <w:pPr>
+              <w:spacing w:after="40"/>
+            </w:pPr>
+            <w:r>
+              <w:rPr>
+                <w:sz w:val="18"/>
+              </w:rPr>
+            </w:r>
+            <w:r>
+              <w:rPr>
+                <w:b w:val="0"/>
+                <w:i w:val="0"/>
+                <w:sz w:val="18"/>
+              </w:rPr>
+              <w:t>Acts WITHOUT prior sensitization: skin and mucosal barriers, phagocytes, complement, interferons. Natural killer cells ≈ 5–15% of circulating lymphocytes.</w:t>
+            </w:r>
+          </w:p>
+        </w:tc>
+      </w:tr>
+      <w:tr>
+        <w:tc>
+          <w:tcPr>
+            <w:tcW w:type="dxa" w:w="5112"/>
+            <w:shd w:val="clear" w:color="auto" w:fill="F1EEEF"/>
+          </w:tcPr>
+          <w:p>
+            <w:pPr>
+              <w:spacing w:after="40"/>
+            </w:pPr>
+            <w:r>
+              <w:rPr>
+                <w:b/>
+                <w:sz w:val="18"/>
+              </w:rPr>
+            </w:r>
+            <w:r>
+              <w:rPr>
+                <w:b/>
+                <w:i w:val="0"/>
+                <w:sz w:val="18"/>
+              </w:rPr>
+              <w:t>Granulocytes</w:t>
+            </w:r>
+          </w:p>
+        </w:tc>
+        <w:tc>
+          <w:tcPr>
+            <w:tcW w:type="dxa" w:w="5112"/>
+          </w:tcPr>
+          <w:p>
+            <w:pPr>
+              <w:spacing w:after="40"/>
+            </w:pPr>
+            <w:r>
+              <w:rPr>
+                <w:sz w:val="18"/>
+              </w:rPr>
+            </w:r>
+            <w:r>
+              <w:rPr>
+                <w:b w:val="0"/>
+                <w:i w:val="0"/>
+                <w:sz w:val="18"/>
+              </w:rPr>
+              <w:t>NEUTROPHIL: phagocytosis, first responders, most numerous. EOSINOPHIL: allergy and parasites. BASOPHIL: like tissue mast cells (★ 'Baso B blood', mast cells in tissue).</w:t>
+            </w:r>
+          </w:p>
+        </w:tc>
+      </w:tr>
+      <w:tr>
+        <w:tc>
+          <w:tcPr>
+            <w:tcW w:type="dxa" w:w="5112"/>
+            <w:shd w:val="clear" w:color="auto" w:fill="F1EEEF"/>
+          </w:tcPr>
+          <w:p>
+            <w:pPr>
+              <w:spacing w:after="40"/>
+            </w:pPr>
+            <w:r>
+              <w:rPr>
+                <w:b/>
+                <w:sz w:val="18"/>
+              </w:rPr>
+            </w:r>
+            <w:r>
+              <w:rPr>
+                <w:b/>
+                <w:i w:val="0"/>
+                <w:sz w:val="18"/>
+              </w:rPr>
+              <w:t>Monocyte → macrophage</w:t>
+            </w:r>
+          </w:p>
+        </w:tc>
+        <w:tc>
+          <w:tcPr>
+            <w:tcW w:type="dxa" w:w="5112"/>
+          </w:tcPr>
+          <w:p>
+            <w:pPr>
+              <w:spacing w:after="40"/>
+            </w:pPr>
+            <w:r>
+              <w:rPr>
+                <w:sz w:val="18"/>
+              </w:rPr>
+            </w:r>
+            <w:r>
+              <w:rPr>
+                <w:b w:val="0"/>
+                <w:i w:val="0"/>
+                <w:sz w:val="18"/>
+              </w:rPr>
+              <w:t>Monocytes enter tissues during inflammation and become macrophages (tissue macrophage = HISTIOCYTE); they remove material and coordinate inflammation.</w:t>
+            </w:r>
+          </w:p>
+        </w:tc>
+      </w:tr>
+      <w:tr>
+        <w:tc>
+          <w:tcPr>
+            <w:tcW w:type="dxa" w:w="5112"/>
+            <w:shd w:val="clear" w:color="auto" w:fill="F1EEEF"/>
+          </w:tcPr>
+          <w:p>
+            <w:pPr>
+              <w:spacing w:after="40"/>
+            </w:pPr>
+            <w:r>
+              <w:rPr>
+                <w:b/>
+                <w:sz w:val="18"/>
+              </w:rPr>
+            </w:r>
+            <w:r>
+              <w:rPr>
+                <w:b/>
+                <w:i w:val="0"/>
+                <w:sz w:val="18"/>
+              </w:rPr>
+              <w:t>Lymphocytes</w:t>
+            </w:r>
+          </w:p>
+        </w:tc>
+        <w:tc>
+          <w:tcPr>
+            <w:tcW w:type="dxa" w:w="5112"/>
+          </w:tcPr>
+          <w:p>
+            <w:pPr>
+              <w:spacing w:after="40"/>
+            </w:pPr>
+            <w:r>
+              <w:rPr>
+                <w:sz w:val="18"/>
+              </w:rPr>
+            </w:r>
+            <w:r>
+              <w:rPr>
+                <w:b w:val="0"/>
+                <w:i w:val="0"/>
+                <w:sz w:val="18"/>
+              </w:rPr>
+              <w:t>B: humoral, matures in BONE MARROW, becomes the plasma cell. T: cellular, matures in the THYMUS (★ 'T cells, thymus'). Natural killer: needs NO specific antigen; kills tumor and infected cells.</w:t>
+            </w:r>
+          </w:p>
+        </w:tc>
+      </w:tr>
+      <w:tr>
+        <w:tc>
+          <w:tcPr>
+            <w:tcW w:type="dxa" w:w="5112"/>
+            <w:shd w:val="clear" w:color="auto" w:fill="F1EEEF"/>
+          </w:tcPr>
+          <w:p>
+            <w:pPr>
+              <w:spacing w:after="40"/>
+            </w:pPr>
+            <w:r>
+              <w:rPr>
+                <w:b/>
+                <w:sz w:val="18"/>
+              </w:rPr>
+            </w:r>
+            <w:r>
+              <w:rPr>
+                <w:b/>
+                <w:i w:val="0"/>
+                <w:sz w:val="18"/>
+              </w:rPr>
+              <w:t>Markers</w:t>
+            </w:r>
+          </w:p>
+        </w:tc>
+        <w:tc>
+          <w:tcPr>
+            <w:tcW w:type="dxa" w:w="5112"/>
+          </w:tcPr>
+          <w:p>
+            <w:pPr>
+              <w:spacing w:after="40"/>
+            </w:pPr>
+            <w:r>
+              <w:rPr>
+                <w:sz w:val="18"/>
+              </w:rPr>
+            </w:r>
+            <w:r>
+              <w:rPr>
+                <w:b w:val="0"/>
+                <w:i w:val="0"/>
+                <w:sz w:val="18"/>
+              </w:rPr>
+              <w:t>T: CD3 (CD4 or CD8). B: CD19, CD20; surface immunoglobulin LOST as a plasma cell. Natural killer: CD56, CD16.</w:t>
+            </w:r>
+          </w:p>
+        </w:tc>
+      </w:tr>
+      <w:tr>
+        <w:tc>
+          <w:tcPr>
+            <w:tcW w:type="dxa" w:w="5112"/>
+            <w:shd w:val="clear" w:color="auto" w:fill="F1EEEF"/>
+          </w:tcPr>
+          <w:p>
+            <w:pPr>
+              <w:spacing w:after="40"/>
+            </w:pPr>
+            <w:r>
+              <w:rPr>
+                <w:b/>
+                <w:sz w:val="18"/>
+              </w:rPr>
+            </w:r>
+            <w:r>
+              <w:rPr>
+                <w:b/>
+                <w:i w:val="0"/>
+                <w:sz w:val="18"/>
+              </w:rPr>
+              <w:t>Phagocytosis</w:t>
+            </w:r>
+          </w:p>
+        </w:tc>
+        <w:tc>
+          <w:tcPr>
+            <w:tcW w:type="dxa" w:w="5112"/>
+          </w:tcPr>
+          <w:p>
+            <w:pPr>
+              <w:spacing w:after="40"/>
+            </w:pPr>
+            <w:r>
+              <w:rPr>
+                <w:sz w:val="18"/>
+              </w:rPr>
+            </w:r>
+            <w:r>
+              <w:rPr>
+                <w:b w:val="0"/>
+                <w:i w:val="0"/>
+                <w:sz w:val="18"/>
+              </w:rPr>
+              <w:t>Adhere → pseudopods engulf (PHAGOSOME) → fuse with lysosome (PHAGOLYSOSOME) → acid hydrolases digest → residual body → EXOCYTOSIS.</w:t>
+            </w:r>
+          </w:p>
+        </w:tc>
+      </w:tr>
+      <w:tr>
+        <w:tc>
+          <w:tcPr>
+            <w:tcW w:type="dxa" w:w="5112"/>
+            <w:shd w:val="clear" w:color="auto" w:fill="F1EEEF"/>
+          </w:tcPr>
+          <w:p>
+            <w:pPr>
+              <w:spacing w:after="40"/>
+            </w:pPr>
+            <w:r>
+              <w:rPr>
+                <w:b/>
+                <w:sz w:val="18"/>
+              </w:rPr>
+            </w:r>
+            <w:r>
+              <w:rPr>
+                <w:b/>
+                <w:i w:val="0"/>
+                <w:sz w:val="18"/>
+              </w:rPr>
+              <w:t>Lymph flow</w:t>
+            </w:r>
+          </w:p>
+        </w:tc>
+        <w:tc>
+          <w:tcPr>
+            <w:tcW w:type="dxa" w:w="5112"/>
+          </w:tcPr>
+          <w:p>
+            <w:pPr>
+              <w:spacing w:after="40"/>
+            </w:pPr>
+            <w:r>
+              <w:rPr>
+                <w:sz w:val="18"/>
+              </w:rPr>
+            </w:r>
+            <w:r>
+              <w:rPr>
+                <w:b w:val="0"/>
+                <w:i w:val="0"/>
+                <w:sz w:val="18"/>
+              </w:rPr>
+              <w:t>No pump: SKELETAL MUSCLE movement, THORACIC pressure changes in breathing, pulsing ARTERIES; valves keep it one-way.</w:t>
+            </w:r>
+          </w:p>
+        </w:tc>
+      </w:tr>
+    </w:tbl>
+    <w:p>
+      <w:pPr>
+        <w:spacing w:after="80"/>
+      </w:pPr>
+    </w:p>
+    <w:p>
+      <w:pPr>
+        <w:pStyle w:val="Heading1"/>
+        <w:spacing w:before="280" w:after="100"/>
+      </w:pPr>
+      <w:r>
+        <w:rPr>
+          <w:rFonts w:ascii="Georgia" w:hAnsi="Georgia"/>
+          <w:color w:val="17494B"/>
+        </w:rPr>
+        <w:t>L8 · B Cells &amp; Antibodies</w:t>
+      </w:r>
+    </w:p>
+    <w:tbl>
+      <w:tblPr>
+        <w:tblStyle w:val="TableGrid"/>
+        <w:tblW w:type="auto" w:w="0"/>
+        <w:jc w:val="center"/>
+        <w:tblLook w:firstColumn="1" w:firstRow="1" w:lastColumn="0" w:lastRow="0" w:noHBand="0" w:noVBand="1" w:val="04A0"/>
+        <w:tblBorders>
+          <w:top w:val="single" w:sz="4" w:space="0" w:color="D8D2D4"/>
+          <w:left w:val="single" w:sz="4" w:space="0" w:color="D8D2D4"/>
+          <w:bottom w:val="single" w:sz="4" w:space="0" w:color="D8D2D4"/>
+          <w:right w:val="single" w:sz="4" w:space="0" w:color="D8D2D4"/>
+          <w:insideH w:val="single" w:sz="4" w:space="0" w:color="D8D2D4"/>
+          <w:insideV w:val="single" w:sz="4" w:space="0" w:color="D8D2D4"/>
+        </w:tblBorders>
+      </w:tblPr>
+      <w:tblGrid>
+        <w:gridCol w:w="5112"/>
+        <w:gridCol w:w="5112"/>
+      </w:tblGrid>
+      <w:tr>
+        <w:tc>
+          <w:tcPr>
+            <w:tcW w:type="dxa" w:w="5112"/>
+            <w:shd w:val="clear" w:color="auto" w:fill="17494B"/>
+          </w:tcPr>
+          <w:p>
+            <w:pPr>
+              <w:spacing w:after="40"/>
+            </w:pPr>
+            <w:r>
+              <w:rPr>
+                <w:b/>
+                <w:color w:val="FFFFFF"/>
+                <w:sz w:val="18"/>
+              </w:rPr>
+            </w:r>
+            <w:r>
+              <w:rPr>
+                <w:b/>
+                <w:i w:val="0"/>
+                <w:color w:val="FFFFFF"/>
+                <w:sz w:val="18"/>
+              </w:rPr>
+              <w:t>Term</w:t>
+            </w:r>
+          </w:p>
+        </w:tc>
+        <w:tc>
+          <w:tcPr>
+            <w:tcW w:type="dxa" w:w="5112"/>
+            <w:shd w:val="clear" w:color="auto" w:fill="17494B"/>
+          </w:tcPr>
+          <w:p>
+            <w:pPr>
+              <w:spacing w:after="40"/>
+            </w:pPr>
+            <w:r>
+              <w:rPr>
+                <w:b/>
+                <w:color w:val="FFFFFF"/>
+                <w:sz w:val="18"/>
+              </w:rPr>
+            </w:r>
+            <w:r>
+              <w:rPr>
+                <w:b/>
+                <w:i w:val="0"/>
+                <w:color w:val="FFFFFF"/>
+                <w:sz w:val="18"/>
+              </w:rPr>
+              <w:t>What you need to know</w:t>
+            </w:r>
+          </w:p>
+        </w:tc>
+      </w:tr>
+      <w:tr>
+        <w:tc>
+          <w:tcPr>
+            <w:tcW w:type="dxa" w:w="5112"/>
+            <w:shd w:val="clear" w:color="auto" w:fill="F1EEEF"/>
+          </w:tcPr>
+          <w:p>
+            <w:pPr>
+              <w:spacing w:after="40"/>
+            </w:pPr>
+            <w:r>
+              <w:rPr>
+                <w:b/>
+                <w:sz w:val="18"/>
+              </w:rPr>
+            </w:r>
+            <w:r>
+              <w:rPr>
+                <w:b/>
+                <w:i w:val="0"/>
+                <w:sz w:val="18"/>
+              </w:rPr>
+              <w:t>B cell → plasma cell</w:t>
+            </w:r>
+          </w:p>
+        </w:tc>
+        <w:tc>
+          <w:tcPr>
+            <w:tcW w:type="dxa" w:w="5112"/>
+          </w:tcPr>
+          <w:p>
+            <w:pPr>
+              <w:spacing w:after="40"/>
+            </w:pPr>
+            <w:r>
+              <w:rPr>
+                <w:sz w:val="18"/>
+              </w:rPr>
+            </w:r>
+            <w:r>
+              <w:rPr>
+                <w:b w:val="0"/>
+                <w:i w:val="0"/>
+                <w:sz w:val="18"/>
+              </w:rPr>
+              <w:t>Antigen-INDEPENDENT phase: surface IgM. Antigen-DEPENDENT phase (started by antigen exposure): becomes a PLASMA CELL secreting specific antibody. Antigen SELECTS the matching B cell → clonal expansion → plasma + memory cells.</w:t>
+            </w:r>
+          </w:p>
+        </w:tc>
+      </w:tr>
+      <w:tr>
+        <w:tc>
+          <w:tcPr>
+            <w:tcW w:type="dxa" w:w="5112"/>
+            <w:shd w:val="clear" w:color="auto" w:fill="F1EEEF"/>
+          </w:tcPr>
+          <w:p>
+            <w:pPr>
+              <w:spacing w:after="40"/>
+            </w:pPr>
+            <w:r>
+              <w:rPr>
+                <w:b/>
+                <w:sz w:val="18"/>
+              </w:rPr>
+            </w:r>
+            <w:r>
+              <w:rPr>
+                <w:b/>
+                <w:i w:val="0"/>
+                <w:sz w:val="18"/>
+              </w:rPr>
+              <w:t>Primary response</w:t>
+            </w:r>
+          </w:p>
+        </w:tc>
+        <w:tc>
+          <w:tcPr>
+            <w:tcW w:type="dxa" w:w="5112"/>
+          </w:tcPr>
+          <w:p>
+            <w:pPr>
+              <w:spacing w:after="40"/>
+            </w:pPr>
+            <w:r>
+              <w:rPr>
+                <w:sz w:val="18"/>
+              </w:rPr>
+            </w:r>
+            <w:r>
+              <w:rPr>
+                <w:b w:val="0"/>
+                <w:i w:val="0"/>
+                <w:sz w:val="18"/>
+              </w:rPr>
+              <w:t>After FIRST exposure; develops over days; IgM rises first; memory cells form.</w:t>
+            </w:r>
+          </w:p>
+        </w:tc>
+      </w:tr>
+      <w:tr>
+        <w:tc>
+          <w:tcPr>
+            <w:tcW w:type="dxa" w:w="5112"/>
+            <w:shd w:val="clear" w:color="auto" w:fill="F1EEEF"/>
+          </w:tcPr>
+          <w:p>
+            <w:pPr>
+              <w:spacing w:after="40"/>
+            </w:pPr>
+            <w:r>
+              <w:rPr>
+                <w:b/>
+                <w:sz w:val="18"/>
+              </w:rPr>
+            </w:r>
+            <w:r>
+              <w:rPr>
+                <w:b/>
+                <w:i w:val="0"/>
+                <w:sz w:val="18"/>
+              </w:rPr>
+              <w:t>Secondary response</w:t>
+            </w:r>
+          </w:p>
+        </w:tc>
+        <w:tc>
+          <w:tcPr>
+            <w:tcW w:type="dxa" w:w="5112"/>
+          </w:tcPr>
+          <w:p>
+            <w:pPr>
+              <w:spacing w:after="40"/>
+            </w:pPr>
+            <w:r>
+              <w:rPr>
+                <w:sz w:val="18"/>
+              </w:rPr>
+            </w:r>
+            <w:r>
+              <w:rPr>
+                <w:b w:val="0"/>
+                <w:i w:val="0"/>
+                <w:sz w:val="18"/>
+              </w:rPr>
+              <w:t>After RE-EXPOSURE; memory cells → FASTER, STRONGER (★); class-switched antibody, often IgG, higher and longer. ★ High IgM = first exposure; low IgM + high IgG = earlier exposure.</w:t>
+            </w:r>
+          </w:p>
+        </w:tc>
+      </w:tr>
+      <w:tr>
+        <w:tc>
+          <w:tcPr>
+            <w:tcW w:type="dxa" w:w="5112"/>
+            <w:shd w:val="clear" w:color="auto" w:fill="F1EEEF"/>
+          </w:tcPr>
+          <w:p>
+            <w:pPr>
+              <w:spacing w:after="40"/>
+            </w:pPr>
+            <w:r>
+              <w:rPr>
+                <w:b/>
+                <w:sz w:val="18"/>
+              </w:rPr>
+            </w:r>
+            <w:r>
+              <w:rPr>
+                <w:b/>
+                <w:i w:val="0"/>
+                <w:sz w:val="18"/>
+              </w:rPr>
+              <w:t>Antibody unit</w:t>
+            </w:r>
+          </w:p>
+        </w:tc>
+        <w:tc>
+          <w:tcPr>
+            <w:tcW w:type="dxa" w:w="5112"/>
+          </w:tcPr>
+          <w:p>
+            <w:pPr>
+              <w:spacing w:after="40"/>
+            </w:pPr>
+            <w:r>
+              <w:rPr>
+                <w:sz w:val="18"/>
+              </w:rPr>
+            </w:r>
+            <w:r>
+              <w:rPr>
+                <w:b w:val="0"/>
+                <w:i w:val="0"/>
+                <w:sz w:val="18"/>
+              </w:rPr>
+              <w:t>2 HEAVY + 2 LIGHT chains (light = KAPPA or LAMBDA). Heavy + light VARIABLE regions = antigen-binding site. Heavy-chain CONSTANT region decides the CLASS.</w:t>
+            </w:r>
+          </w:p>
+        </w:tc>
+      </w:tr>
+      <w:tr>
+        <w:tc>
+          <w:tcPr>
+            <w:tcW w:type="dxa" w:w="5112"/>
+            <w:shd w:val="clear" w:color="auto" w:fill="F1EEEF"/>
+          </w:tcPr>
+          <w:p>
+            <w:pPr>
+              <w:spacing w:after="40"/>
+            </w:pPr>
+            <w:r>
+              <w:rPr>
+                <w:b/>
+                <w:sz w:val="18"/>
+              </w:rPr>
+            </w:r>
+            <w:r>
+              <w:rPr>
+                <w:b/>
+                <w:i w:val="0"/>
+                <w:sz w:val="18"/>
+              </w:rPr>
+              <w:t>Fab vs Fc</w:t>
+            </w:r>
+          </w:p>
+        </w:tc>
+        <w:tc>
+          <w:tcPr>
+            <w:tcW w:type="dxa" w:w="5112"/>
+          </w:tcPr>
+          <w:p>
+            <w:pPr>
+              <w:spacing w:after="40"/>
+            </w:pPr>
+            <w:r>
+              <w:rPr>
+                <w:sz w:val="18"/>
+              </w:rPr>
+            </w:r>
+            <w:r>
+              <w:rPr>
+                <w:b w:val="0"/>
+                <w:i w:val="0"/>
+                <w:sz w:val="18"/>
+              </w:rPr>
+              <w:t>Fab = antigen-binding arms. Fc = constant stem → EFFECTOR functions (complement-binding site on CH2). Papain cuts IgG into 2 Fab + Fc.</w:t>
+            </w:r>
+          </w:p>
+        </w:tc>
+      </w:tr>
+      <w:tr>
+        <w:tc>
+          <w:tcPr>
+            <w:tcW w:type="dxa" w:w="5112"/>
+            <w:shd w:val="clear" w:color="auto" w:fill="F1EEEF"/>
+          </w:tcPr>
+          <w:p>
+            <w:pPr>
+              <w:spacing w:after="40"/>
+            </w:pPr>
+            <w:r>
+              <w:rPr>
+                <w:b/>
+                <w:sz w:val="18"/>
+              </w:rPr>
+            </w:r>
+            <w:r>
+              <w:rPr>
+                <w:b/>
+                <w:i w:val="0"/>
+                <w:sz w:val="18"/>
+              </w:rPr>
+              <w:t>IgM</w:t>
+            </w:r>
+          </w:p>
+        </w:tc>
+        <w:tc>
+          <w:tcPr>
+            <w:tcW w:type="dxa" w:w="5112"/>
+          </w:tcPr>
+          <w:p>
+            <w:pPr>
+              <w:spacing w:after="40"/>
+            </w:pPr>
+            <w:r>
+              <w:rPr>
+                <w:sz w:val="18"/>
+              </w:rPr>
+            </w:r>
+            <w:r>
+              <w:rPr>
+                <w:b w:val="0"/>
+                <w:i w:val="0"/>
+                <w:sz w:val="18"/>
+              </w:rPr>
+              <w:t>5–10%. PENTAMER (J chain) when secreted. Often FIRST in a new response; AGGLUTINATION; efficient classical complement.</w:t>
+            </w:r>
+          </w:p>
+        </w:tc>
+      </w:tr>
+      <w:tr>
+        <w:tc>
+          <w:tcPr>
+            <w:tcW w:type="dxa" w:w="5112"/>
+            <w:shd w:val="clear" w:color="auto" w:fill="F1EEEF"/>
+          </w:tcPr>
+          <w:p>
+            <w:pPr>
+              <w:spacing w:after="40"/>
+            </w:pPr>
+            <w:r>
+              <w:rPr>
+                <w:b/>
+                <w:sz w:val="18"/>
+              </w:rPr>
+            </w:r>
+            <w:r>
+              <w:rPr>
+                <w:b/>
+                <w:i w:val="0"/>
+                <w:sz w:val="18"/>
+              </w:rPr>
+              <w:t>IgG</w:t>
+            </w:r>
+          </w:p>
+        </w:tc>
+        <w:tc>
+          <w:tcPr>
+            <w:tcW w:type="dxa" w:w="5112"/>
+          </w:tcPr>
+          <w:p>
+            <w:pPr>
+              <w:spacing w:after="40"/>
+            </w:pPr>
+            <w:r>
+              <w:rPr>
+                <w:sz w:val="18"/>
+              </w:rPr>
+            </w:r>
+            <w:r>
+              <w:rPr>
+                <w:b w:val="0"/>
+                <w:i w:val="0"/>
+                <w:sz w:val="18"/>
+              </w:rPr>
+              <w:t>75–80%, the largest share. Monomer, 4 subclasses. CROSSES THE PLACENTA (★ how maternal immunity reaches the baby); prominent in secondary responses.</w:t>
+            </w:r>
+          </w:p>
+        </w:tc>
+      </w:tr>
+      <w:tr>
+        <w:tc>
+          <w:tcPr>
+            <w:tcW w:type="dxa" w:w="5112"/>
+            <w:shd w:val="clear" w:color="auto" w:fill="F1EEEF"/>
+          </w:tcPr>
+          <w:p>
+            <w:pPr>
+              <w:spacing w:after="40"/>
+            </w:pPr>
+            <w:r>
+              <w:rPr>
+                <w:b/>
+                <w:sz w:val="18"/>
+              </w:rPr>
+            </w:r>
+            <w:r>
+              <w:rPr>
+                <w:b/>
+                <w:i w:val="0"/>
+                <w:sz w:val="18"/>
+              </w:rPr>
+              <w:t>IgA · IgD · IgE</w:t>
+            </w:r>
+          </w:p>
+        </w:tc>
+        <w:tc>
+          <w:tcPr>
+            <w:tcW w:type="dxa" w:w="5112"/>
+          </w:tcPr>
+          <w:p>
+            <w:pPr>
+              <w:spacing w:after="40"/>
+            </w:pPr>
+            <w:r>
+              <w:rPr>
+                <w:sz w:val="18"/>
+              </w:rPr>
+            </w:r>
+            <w:r>
+              <w:rPr>
+                <w:b w:val="0"/>
+                <w:i w:val="0"/>
+                <w:sz w:val="18"/>
+              </w:rPr>
+              <w:t>IgA 10–15%: secretory DIMER (saliva, tears, colostrum), blocks microbial attachment. IgD &lt;1%: B-cell receptor with IgM. IgE &lt;1%: on MAST CELLS and BASOPHILS → allergy, anaphylaxis, parasites.</w:t>
+            </w:r>
+          </w:p>
+        </w:tc>
+      </w:tr>
+      <w:tr>
+        <w:tc>
+          <w:tcPr>
+            <w:tcW w:type="dxa" w:w="5112"/>
+            <w:shd w:val="clear" w:color="auto" w:fill="F1EEEF"/>
+          </w:tcPr>
+          <w:p>
+            <w:pPr>
+              <w:spacing w:after="40"/>
+            </w:pPr>
+            <w:r>
+              <w:rPr>
+                <w:b/>
+                <w:sz w:val="18"/>
+              </w:rPr>
+            </w:r>
+            <w:r>
+              <w:rPr>
+                <w:b/>
+                <w:i w:val="0"/>
+                <w:sz w:val="18"/>
+              </w:rPr>
+              <w:t>Antibody functions</w:t>
+            </w:r>
+          </w:p>
+        </w:tc>
+        <w:tc>
+          <w:tcPr>
+            <w:tcW w:type="dxa" w:w="5112"/>
+          </w:tcPr>
+          <w:p>
+            <w:pPr>
+              <w:spacing w:after="40"/>
+            </w:pPr>
+            <w:r>
+              <w:rPr>
+                <w:sz w:val="18"/>
+              </w:rPr>
+            </w:r>
+            <w:r>
+              <w:rPr>
+                <w:b w:val="0"/>
+                <w:i w:val="0"/>
+                <w:sz w:val="18"/>
+              </w:rPr>
+              <w:t>AGGLUTINATION (clumps cells) · NEUTRALIZATION (blocks without destroying ★) · LYSIS (with complement) · PRECIPITATION (cross-links soluble antigen) · OPSONIZATION (coats for phagocytes).</w:t>
+            </w:r>
+          </w:p>
+        </w:tc>
+      </w:tr>
+      <w:tr>
+        <w:tc>
+          <w:tcPr>
+            <w:tcW w:type="dxa" w:w="5112"/>
+            <w:shd w:val="clear" w:color="auto" w:fill="F1EEEF"/>
+          </w:tcPr>
+          <w:p>
+            <w:pPr>
+              <w:spacing w:after="40"/>
+            </w:pPr>
+            <w:r>
+              <w:rPr>
+                <w:b/>
+                <w:sz w:val="18"/>
+              </w:rPr>
+            </w:r>
+            <w:r>
+              <w:rPr>
+                <w:b/>
+                <w:i w:val="0"/>
+                <w:sz w:val="18"/>
+              </w:rPr>
+              <w:t>ABO</w:t>
+            </w:r>
+          </w:p>
+        </w:tc>
+        <w:tc>
+          <w:tcPr>
+            <w:tcW w:type="dxa" w:w="5112"/>
+          </w:tcPr>
+          <w:p>
+            <w:pPr>
+              <w:spacing w:after="40"/>
+            </w:pPr>
+            <w:r>
+              <w:rPr>
+                <w:sz w:val="18"/>
+              </w:rPr>
+            </w:r>
+            <w:r>
+              <w:rPr>
+                <w:b w:val="0"/>
+                <w:i w:val="0"/>
+                <w:sz w:val="18"/>
+              </w:rPr>
+              <w:t>O red cells carry neither A nor B → O is the universal red-cell donor (★); AB recipients have neither antibody → take O, A, B, AB.</w:t>
+            </w:r>
+          </w:p>
+        </w:tc>
+      </w:tr>
+    </w:tbl>
+    <w:p>
+      <w:pPr>
+        <w:spacing w:after="80"/>
+      </w:pPr>
+    </w:p>
+    <w:p>
+      <w:pPr>
+        <w:pStyle w:val="Heading1"/>
+        <w:spacing w:before="280" w:after="100"/>
+      </w:pPr>
+      <w:r>
+        <w:rPr>
+          <w:rFonts w:ascii="Georgia" w:hAnsi="Georgia"/>
+          <w:color w:val="17494B"/>
+        </w:rPr>
+        <w:t>L8 · T Cells &amp; Hypersensitivity</w:t>
+      </w:r>
+    </w:p>
+    <w:tbl>
+      <w:tblPr>
+        <w:tblStyle w:val="TableGrid"/>
+        <w:tblW w:type="auto" w:w="0"/>
+        <w:jc w:val="center"/>
+        <w:tblLook w:firstColumn="1" w:firstRow="1" w:lastColumn="0" w:lastRow="0" w:noHBand="0" w:noVBand="1" w:val="04A0"/>
+        <w:tblBorders>
+          <w:top w:val="single" w:sz="4" w:space="0" w:color="D8D2D4"/>
+          <w:left w:val="single" w:sz="4" w:space="0" w:color="D8D2D4"/>
+          <w:bottom w:val="single" w:sz="4" w:space="0" w:color="D8D2D4"/>
+          <w:right w:val="single" w:sz="4" w:space="0" w:color="D8D2D4"/>
+          <w:insideH w:val="single" w:sz="4" w:space="0" w:color="D8D2D4"/>
+          <w:insideV w:val="single" w:sz="4" w:space="0" w:color="D8D2D4"/>
+        </w:tblBorders>
+      </w:tblPr>
+      <w:tblGrid>
+        <w:gridCol w:w="5112"/>
+        <w:gridCol w:w="5112"/>
+      </w:tblGrid>
+      <w:tr>
+        <w:tc>
+          <w:tcPr>
+            <w:tcW w:type="dxa" w:w="5112"/>
+            <w:shd w:val="clear" w:color="auto" w:fill="17494B"/>
+          </w:tcPr>
+          <w:p>
+            <w:pPr>
+              <w:spacing w:after="40"/>
+            </w:pPr>
+            <w:r>
+              <w:rPr>
+                <w:b/>
+                <w:color w:val="FFFFFF"/>
+                <w:sz w:val="18"/>
+              </w:rPr>
+            </w:r>
+            <w:r>
+              <w:rPr>
+                <w:b/>
+                <w:i w:val="0"/>
+                <w:color w:val="FFFFFF"/>
+                <w:sz w:val="18"/>
+              </w:rPr>
+              <w:t>Term</w:t>
+            </w:r>
+          </w:p>
+        </w:tc>
+        <w:tc>
+          <w:tcPr>
+            <w:tcW w:type="dxa" w:w="5112"/>
+            <w:shd w:val="clear" w:color="auto" w:fill="17494B"/>
+          </w:tcPr>
+          <w:p>
+            <w:pPr>
+              <w:spacing w:after="40"/>
+            </w:pPr>
+            <w:r>
+              <w:rPr>
+                <w:b/>
+                <w:color w:val="FFFFFF"/>
+                <w:sz w:val="18"/>
+              </w:rPr>
+            </w:r>
+            <w:r>
+              <w:rPr>
+                <w:b/>
+                <w:i w:val="0"/>
+                <w:color w:val="FFFFFF"/>
+                <w:sz w:val="18"/>
+              </w:rPr>
+              <w:t>What you need to know</w:t>
+            </w:r>
+          </w:p>
+        </w:tc>
+      </w:tr>
+      <w:tr>
+        <w:tc>
+          <w:tcPr>
+            <w:tcW w:type="dxa" w:w="5112"/>
+            <w:shd w:val="clear" w:color="auto" w:fill="F1EEEF"/>
+          </w:tcPr>
+          <w:p>
+            <w:pPr>
+              <w:spacing w:after="40"/>
+            </w:pPr>
+            <w:r>
+              <w:rPr>
+                <w:b/>
+                <w:sz w:val="18"/>
+              </w:rPr>
+            </w:r>
+            <w:r>
+              <w:rPr>
+                <w:b/>
+                <w:i w:val="0"/>
+                <w:sz w:val="18"/>
+              </w:rPr>
+              <w:t>★ CD4 vs CD8</w:t>
+            </w:r>
+          </w:p>
+        </w:tc>
+        <w:tc>
+          <w:tcPr>
+            <w:tcW w:type="dxa" w:w="5112"/>
+          </w:tcPr>
+          <w:p>
+            <w:pPr>
+              <w:spacing w:after="40"/>
+            </w:pPr>
+            <w:r>
+              <w:rPr>
+                <w:sz w:val="18"/>
+              </w:rPr>
+            </w:r>
+            <w:r>
+              <w:rPr>
+                <w:b w:val="0"/>
+                <w:i w:val="0"/>
+                <w:sz w:val="18"/>
+              </w:rPr>
+              <w:t>'Four letters in HELP': CD4 = HELPER, reads MHC (major histocompatibility complex) CLASS II. CD8 = CYTOTOXIC, reads CLASS I.</w:t>
+            </w:r>
+          </w:p>
+        </w:tc>
+      </w:tr>
+      <w:tr>
+        <w:tc>
+          <w:tcPr>
+            <w:tcW w:type="dxa" w:w="5112"/>
+            <w:shd w:val="clear" w:color="auto" w:fill="F1EEEF"/>
+          </w:tcPr>
+          <w:p>
+            <w:pPr>
+              <w:spacing w:after="40"/>
+            </w:pPr>
+            <w:r>
+              <w:rPr>
+                <w:b/>
+                <w:sz w:val="18"/>
+              </w:rPr>
+            </w:r>
+            <w:r>
+              <w:rPr>
+                <w:b/>
+                <w:i w:val="0"/>
+                <w:sz w:val="18"/>
+              </w:rPr>
+              <w:t>Helper T cell</w:t>
+            </w:r>
+          </w:p>
+        </w:tc>
+        <w:tc>
+          <w:tcPr>
+            <w:tcW w:type="dxa" w:w="5112"/>
+          </w:tcPr>
+          <w:p>
+            <w:pPr>
+              <w:spacing w:after="40"/>
+            </w:pPr>
+            <w:r>
+              <w:rPr>
+                <w:sz w:val="18"/>
+              </w:rPr>
+            </w:r>
+            <w:r>
+              <w:rPr>
+                <w:b w:val="0"/>
+                <w:i w:val="0"/>
+                <w:sz w:val="18"/>
+              </w:rPr>
+              <w:t>COORDINATES cellular and humoral responses by cytokines and contact; supports B-cell antibody production; IFN-γ (interferon gamma) activates macrophages.</w:t>
+            </w:r>
+          </w:p>
+        </w:tc>
+      </w:tr>
+      <w:tr>
+        <w:tc>
+          <w:tcPr>
+            <w:tcW w:type="dxa" w:w="5112"/>
+            <w:shd w:val="clear" w:color="auto" w:fill="F1EEEF"/>
+          </w:tcPr>
+          <w:p>
+            <w:pPr>
+              <w:spacing w:after="40"/>
+            </w:pPr>
+            <w:r>
+              <w:rPr>
+                <w:b/>
+                <w:sz w:val="18"/>
+              </w:rPr>
+            </w:r>
+            <w:r>
+              <w:rPr>
+                <w:b/>
+                <w:i w:val="0"/>
+                <w:sz w:val="18"/>
+              </w:rPr>
+              <w:t>Cytotoxic T cell</w:t>
+            </w:r>
+          </w:p>
+        </w:tc>
+        <w:tc>
+          <w:tcPr>
+            <w:tcW w:type="dxa" w:w="5112"/>
+          </w:tcPr>
+          <w:p>
+            <w:pPr>
+              <w:spacing w:after="40"/>
+            </w:pPr>
+            <w:r>
+              <w:rPr>
+                <w:sz w:val="18"/>
+              </w:rPr>
+            </w:r>
+            <w:r>
+              <w:rPr>
+                <w:b w:val="0"/>
+                <w:i w:val="0"/>
+                <w:sz w:val="18"/>
+              </w:rPr>
+              <w:t>Kills virus-infected, tumor and transplanted cells: PERFORIN + GRANZYMES → target-cell APOPTOSIS.</w:t>
+            </w:r>
+          </w:p>
+        </w:tc>
+      </w:tr>
+      <w:tr>
+        <w:tc>
+          <w:tcPr>
+            <w:tcW w:type="dxa" w:w="5112"/>
+            <w:shd w:val="clear" w:color="auto" w:fill="F1EEEF"/>
+          </w:tcPr>
+          <w:p>
+            <w:pPr>
+              <w:spacing w:after="40"/>
+            </w:pPr>
+            <w:r>
+              <w:rPr>
+                <w:b/>
+                <w:sz w:val="18"/>
+              </w:rPr>
+            </w:r>
+            <w:r>
+              <w:rPr>
+                <w:b/>
+                <w:i w:val="0"/>
+                <w:sz w:val="18"/>
+              </w:rPr>
+              <w:t>Regulatory T cell</w:t>
+            </w:r>
+          </w:p>
+        </w:tc>
+        <w:tc>
+          <w:tcPr>
+            <w:tcW w:type="dxa" w:w="5112"/>
+          </w:tcPr>
+          <w:p>
+            <w:pPr>
+              <w:spacing w:after="40"/>
+            </w:pPr>
+            <w:r>
+              <w:rPr>
+                <w:sz w:val="18"/>
+              </w:rPr>
+            </w:r>
+            <w:r>
+              <w:rPr>
+                <w:b w:val="0"/>
+                <w:i w:val="0"/>
+                <w:sz w:val="18"/>
+              </w:rPr>
+              <w:t>LIMITS immune activation, maintains SELF-TOLERANCE; many are CD4 expressing FOXP3.</w:t>
+            </w:r>
+          </w:p>
+        </w:tc>
+      </w:tr>
+      <w:tr>
+        <w:tc>
+          <w:tcPr>
+            <w:tcW w:type="dxa" w:w="5112"/>
+            <w:shd w:val="clear" w:color="auto" w:fill="F1EEEF"/>
+          </w:tcPr>
+          <w:p>
+            <w:pPr>
+              <w:spacing w:after="40"/>
+            </w:pPr>
+            <w:r>
+              <w:rPr>
+                <w:b/>
+                <w:sz w:val="18"/>
+              </w:rPr>
+            </w:r>
+            <w:r>
+              <w:rPr>
+                <w:b/>
+                <w:i w:val="0"/>
+                <w:sz w:val="18"/>
+              </w:rPr>
+              <w:t>ADCC</w:t>
+            </w:r>
+          </w:p>
+        </w:tc>
+        <w:tc>
+          <w:tcPr>
+            <w:tcW w:type="dxa" w:w="5112"/>
+          </w:tcPr>
+          <w:p>
+            <w:pPr>
+              <w:spacing w:after="40"/>
+            </w:pPr>
+            <w:r>
+              <w:rPr>
+                <w:sz w:val="18"/>
+              </w:rPr>
+            </w:r>
+            <w:r>
+              <w:rPr>
+                <w:b w:val="0"/>
+                <w:i w:val="0"/>
+                <w:sz w:val="18"/>
+              </w:rPr>
+              <w:t>Antibody-dependent cellular cytotoxicity: the natural killer cell's CD16 binds the Fc of IgG coating a target.</w:t>
+            </w:r>
+          </w:p>
+        </w:tc>
+      </w:tr>
+      <w:tr>
+        <w:tc>
+          <w:tcPr>
+            <w:tcW w:type="dxa" w:w="5112"/>
+            <w:shd w:val="clear" w:color="auto" w:fill="F1EEEF"/>
+          </w:tcPr>
+          <w:p>
+            <w:pPr>
+              <w:spacing w:after="40"/>
+            </w:pPr>
+            <w:r>
+              <w:rPr>
+                <w:b/>
+                <w:sz w:val="18"/>
+              </w:rPr>
+            </w:r>
+            <w:r>
+              <w:rPr>
+                <w:b/>
+                <w:i w:val="0"/>
+                <w:sz w:val="18"/>
+              </w:rPr>
+              <w:t>Hypersensitivity</w:t>
+            </w:r>
+          </w:p>
+        </w:tc>
+        <w:tc>
+          <w:tcPr>
+            <w:tcW w:type="dxa" w:w="5112"/>
+          </w:tcPr>
+          <w:p>
+            <w:pPr>
+              <w:spacing w:after="40"/>
+            </w:pPr>
+            <w:r>
+              <w:rPr>
+                <w:sz w:val="18"/>
+              </w:rPr>
+            </w:r>
+            <w:r>
+              <w:rPr>
+                <w:b w:val="0"/>
+                <w:i w:val="0"/>
+                <w:sz w:val="18"/>
+              </w:rPr>
+              <w:t>Humoral or cellular immune reactions that INJURE the body. Numbered by MECHANISM, not severity (★).</w:t>
+            </w:r>
+          </w:p>
+        </w:tc>
+      </w:tr>
+      <w:tr>
+        <w:tc>
+          <w:tcPr>
+            <w:tcW w:type="dxa" w:w="5112"/>
+            <w:shd w:val="clear" w:color="auto" w:fill="F1EEEF"/>
+          </w:tcPr>
+          <w:p>
+            <w:pPr>
+              <w:spacing w:after="40"/>
+            </w:pPr>
+            <w:r>
+              <w:rPr>
+                <w:b/>
+                <w:sz w:val="18"/>
+              </w:rPr>
+            </w:r>
+            <w:r>
+              <w:rPr>
+                <w:b/>
+                <w:i w:val="0"/>
+                <w:sz w:val="18"/>
+              </w:rPr>
+              <w:t>Type I</w:t>
+            </w:r>
+          </w:p>
+        </w:tc>
+        <w:tc>
+          <w:tcPr>
+            <w:tcW w:type="dxa" w:w="5112"/>
+          </w:tcPr>
+          <w:p>
+            <w:pPr>
+              <w:spacing w:after="40"/>
+            </w:pPr>
+            <w:r>
+              <w:rPr>
+                <w:sz w:val="18"/>
+              </w:rPr>
+            </w:r>
+            <w:r>
+              <w:rPr>
+                <w:b w:val="0"/>
+                <w:i w:val="0"/>
+                <w:sz w:val="18"/>
+              </w:rPr>
+              <w:t>IgE fixed on MAST CELLS/basophils after a sensitizing exposure; re-exposure → HISTAMINE release. Local allergy or ANAPHYLAXIS (bronchospasm, laryngeal edema, hypotension).</w:t>
+            </w:r>
+          </w:p>
+        </w:tc>
+      </w:tr>
+      <w:tr>
+        <w:tc>
+          <w:tcPr>
+            <w:tcW w:type="dxa" w:w="5112"/>
+            <w:shd w:val="clear" w:color="auto" w:fill="F1EEEF"/>
+          </w:tcPr>
+          <w:p>
+            <w:pPr>
+              <w:spacing w:after="40"/>
+            </w:pPr>
+            <w:r>
+              <w:rPr>
+                <w:b/>
+                <w:sz w:val="18"/>
+              </w:rPr>
+            </w:r>
+            <w:r>
+              <w:rPr>
+                <w:b/>
+                <w:i w:val="0"/>
+                <w:sz w:val="18"/>
+              </w:rPr>
+              <w:t>Type II</w:t>
+            </w:r>
+          </w:p>
+        </w:tc>
+        <w:tc>
+          <w:tcPr>
+            <w:tcW w:type="dxa" w:w="5112"/>
+          </w:tcPr>
+          <w:p>
+            <w:pPr>
+              <w:spacing w:after="40"/>
+            </w:pPr>
+            <w:r>
+              <w:rPr>
+                <w:sz w:val="18"/>
+              </w:rPr>
+            </w:r>
+            <w:r>
+              <w:rPr>
+                <w:b w:val="0"/>
+                <w:i w:val="0"/>
+                <w:sz w:val="18"/>
+              </w:rPr>
+              <w:t>IgG or IgM binds antigen ON cells or tissue → phagocytosis, complement, ADCC; can STIMULATE or BLOCK receptors. ABO incompatibility, anti-glomerular basement membrane disease.</w:t>
+            </w:r>
+          </w:p>
+        </w:tc>
+      </w:tr>
+      <w:tr>
+        <w:tc>
+          <w:tcPr>
+            <w:tcW w:type="dxa" w:w="5112"/>
+            <w:shd w:val="clear" w:color="auto" w:fill="F1EEEF"/>
+          </w:tcPr>
+          <w:p>
+            <w:pPr>
+              <w:spacing w:after="40"/>
+            </w:pPr>
+            <w:r>
+              <w:rPr>
+                <w:b/>
+                <w:sz w:val="18"/>
+              </w:rPr>
+            </w:r>
+            <w:r>
+              <w:rPr>
+                <w:b/>
+                <w:i w:val="0"/>
+                <w:sz w:val="18"/>
+              </w:rPr>
+              <w:t>Type III</w:t>
+            </w:r>
+          </w:p>
+        </w:tc>
+        <w:tc>
+          <w:tcPr>
+            <w:tcW w:type="dxa" w:w="5112"/>
+          </w:tcPr>
+          <w:p>
+            <w:pPr>
+              <w:spacing w:after="40"/>
+            </w:pPr>
+            <w:r>
+              <w:rPr>
+                <w:sz w:val="18"/>
+              </w:rPr>
+            </w:r>
+            <w:r>
+              <w:rPr>
+                <w:b w:val="0"/>
+                <w:i w:val="0"/>
+                <w:sz w:val="18"/>
+              </w:rPr>
+              <w:t>Antigen–antibody COMPLEXES deposit in tissue or vessel walls. Arthus (local), serum sickness (systemic), LUPUS.</w:t>
+            </w:r>
+          </w:p>
+        </w:tc>
+      </w:tr>
+      <w:tr>
+        <w:tc>
+          <w:tcPr>
+            <w:tcW w:type="dxa" w:w="5112"/>
+            <w:shd w:val="clear" w:color="auto" w:fill="F1EEEF"/>
+          </w:tcPr>
+          <w:p>
+            <w:pPr>
+              <w:spacing w:after="40"/>
+            </w:pPr>
+            <w:r>
+              <w:rPr>
+                <w:b/>
+                <w:sz w:val="18"/>
+              </w:rPr>
+            </w:r>
+            <w:r>
+              <w:rPr>
+                <w:b/>
+                <w:i w:val="0"/>
+                <w:sz w:val="18"/>
+              </w:rPr>
+              <w:t>Type IV</w:t>
+            </w:r>
+          </w:p>
+        </w:tc>
+        <w:tc>
+          <w:tcPr>
+            <w:tcW w:type="dxa" w:w="5112"/>
+          </w:tcPr>
+          <w:p>
+            <w:pPr>
+              <w:spacing w:after="40"/>
+            </w:pPr>
+            <w:r>
+              <w:rPr>
+                <w:sz w:val="18"/>
+              </w:rPr>
+            </w:r>
+            <w:r>
+              <w:rPr>
+                <w:b w:val="0"/>
+                <w:i w:val="0"/>
+                <w:sz w:val="18"/>
+              </w:rPr>
+              <w:t>Sensitized CD4 or CD8 T CELLS; delayed 24–72 h; granulomas. Contact dermatitis, tuberculosis reactions, transplant rejection.</w:t>
+            </w:r>
+          </w:p>
+        </w:tc>
+      </w:tr>
+    </w:tbl>
+    <w:p>
+      <w:pPr>
+        <w:spacing w:after="80"/>
+      </w:pPr>
+    </w:p>
+    <w:p>
+      <w:pPr>
+        <w:pStyle w:val="Heading1"/>
+        <w:spacing w:before="280" w:after="100"/>
+      </w:pPr>
+      <w:r>
+        <w:rPr>
+          <w:rFonts w:ascii="Georgia" w:hAnsi="Georgia"/>
+          <w:color w:val="17494B"/>
+        </w:rPr>
+        <w:t>L8 · Complement, Immunodeficiency &amp; Age</w:t>
+      </w:r>
+    </w:p>
+    <w:tbl>
+      <w:tblPr>
+        <w:tblStyle w:val="TableGrid"/>
+        <w:tblW w:type="auto" w:w="0"/>
+        <w:jc w:val="center"/>
+        <w:tblLook w:firstColumn="1" w:firstRow="1" w:lastColumn="0" w:lastRow="0" w:noHBand="0" w:noVBand="1" w:val="04A0"/>
+        <w:tblBorders>
+          <w:top w:val="single" w:sz="4" w:space="0" w:color="D8D2D4"/>
+          <w:left w:val="single" w:sz="4" w:space="0" w:color="D8D2D4"/>
+          <w:bottom w:val="single" w:sz="4" w:space="0" w:color="D8D2D4"/>
+          <w:right w:val="single" w:sz="4" w:space="0" w:color="D8D2D4"/>
+          <w:insideH w:val="single" w:sz="4" w:space="0" w:color="D8D2D4"/>
+          <w:insideV w:val="single" w:sz="4" w:space="0" w:color="D8D2D4"/>
+        </w:tblBorders>
+      </w:tblPr>
+      <w:tblGrid>
+        <w:gridCol w:w="5112"/>
+        <w:gridCol w:w="5112"/>
+      </w:tblGrid>
+      <w:tr>
+        <w:tc>
+          <w:tcPr>
+            <w:tcW w:type="dxa" w:w="5112"/>
+            <w:shd w:val="clear" w:color="auto" w:fill="17494B"/>
+          </w:tcPr>
+          <w:p>
+            <w:pPr>
+              <w:spacing w:after="40"/>
+            </w:pPr>
+            <w:r>
+              <w:rPr>
+                <w:b/>
+                <w:color w:val="FFFFFF"/>
+                <w:sz w:val="18"/>
+              </w:rPr>
+            </w:r>
+            <w:r>
+              <w:rPr>
+                <w:b/>
+                <w:i w:val="0"/>
+                <w:color w:val="FFFFFF"/>
+                <w:sz w:val="18"/>
+              </w:rPr>
+              <w:t>Term</w:t>
+            </w:r>
+          </w:p>
+        </w:tc>
+        <w:tc>
+          <w:tcPr>
+            <w:tcW w:type="dxa" w:w="5112"/>
+            <w:shd w:val="clear" w:color="auto" w:fill="17494B"/>
+          </w:tcPr>
+          <w:p>
+            <w:pPr>
+              <w:spacing w:after="40"/>
+            </w:pPr>
+            <w:r>
+              <w:rPr>
+                <w:b/>
+                <w:color w:val="FFFFFF"/>
+                <w:sz w:val="18"/>
+              </w:rPr>
+            </w:r>
+            <w:r>
+              <w:rPr>
+                <w:b/>
+                <w:i w:val="0"/>
+                <w:color w:val="FFFFFF"/>
+                <w:sz w:val="18"/>
+              </w:rPr>
+              <w:t>What you need to know</w:t>
+            </w:r>
+          </w:p>
+        </w:tc>
+      </w:tr>
+      <w:tr>
+        <w:tc>
+          <w:tcPr>
+            <w:tcW w:type="dxa" w:w="5112"/>
+            <w:shd w:val="clear" w:color="auto" w:fill="F1EEEF"/>
+          </w:tcPr>
+          <w:p>
+            <w:pPr>
+              <w:spacing w:after="40"/>
+            </w:pPr>
+            <w:r>
+              <w:rPr>
+                <w:b/>
+                <w:sz w:val="18"/>
+              </w:rPr>
+            </w:r>
+            <w:r>
+              <w:rPr>
+                <w:b/>
+                <w:i w:val="0"/>
+                <w:sz w:val="18"/>
+              </w:rPr>
+              <w:t>Complement</w:t>
+            </w:r>
+          </w:p>
+        </w:tc>
+        <w:tc>
+          <w:tcPr>
+            <w:tcW w:type="dxa" w:w="5112"/>
+          </w:tcPr>
+          <w:p>
+            <w:pPr>
+              <w:spacing w:after="40"/>
+            </w:pPr>
+            <w:r>
+              <w:rPr>
+                <w:sz w:val="18"/>
+              </w:rPr>
+            </w:r>
+            <w:r>
+              <w:rPr>
+                <w:b w:val="0"/>
+                <w:i w:val="0"/>
+                <w:sz w:val="18"/>
+              </w:rPr>
+              <w:t>Proteins made mostly by the LIVER, circulating as INACTIVE precursors; activation = a regulated CASCADE.</w:t>
+            </w:r>
+          </w:p>
+        </w:tc>
+      </w:tr>
+      <w:tr>
+        <w:tc>
+          <w:tcPr>
+            <w:tcW w:type="dxa" w:w="5112"/>
+            <w:shd w:val="clear" w:color="auto" w:fill="F1EEEF"/>
+          </w:tcPr>
+          <w:p>
+            <w:pPr>
+              <w:spacing w:after="40"/>
+            </w:pPr>
+            <w:r>
+              <w:rPr>
+                <w:b/>
+                <w:sz w:val="18"/>
+              </w:rPr>
+            </w:r>
+            <w:r>
+              <w:rPr>
+                <w:b/>
+                <w:i w:val="0"/>
+                <w:sz w:val="18"/>
+              </w:rPr>
+              <w:t>3 pathways (★)</w:t>
+            </w:r>
+          </w:p>
+        </w:tc>
+        <w:tc>
+          <w:tcPr>
+            <w:tcW w:type="dxa" w:w="5112"/>
+          </w:tcPr>
+          <w:p>
+            <w:pPr>
+              <w:spacing w:after="40"/>
+            </w:pPr>
+            <w:r>
+              <w:rPr>
+                <w:sz w:val="18"/>
+              </w:rPr>
+            </w:r>
+            <w:r>
+              <w:rPr>
+                <w:b w:val="0"/>
+                <w:i w:val="0"/>
+                <w:sz w:val="18"/>
+              </w:rPr>
+              <w:t>CLASSICAL: C1 binds antigen-bound IgM or IgG. LECTIN: mannose-binding lectin binds microbial carbohydrate. ALTERNATIVE: C3 on permissive surfaces (factor B, factor D, properdin). All CONVERGE ON C3.</w:t>
+            </w:r>
+          </w:p>
+        </w:tc>
+      </w:tr>
+      <w:tr>
+        <w:tc>
+          <w:tcPr>
+            <w:tcW w:type="dxa" w:w="5112"/>
+            <w:shd w:val="clear" w:color="auto" w:fill="F1EEEF"/>
+          </w:tcPr>
+          <w:p>
+            <w:pPr>
+              <w:spacing w:after="40"/>
+            </w:pPr>
+            <w:r>
+              <w:rPr>
+                <w:b/>
+                <w:sz w:val="18"/>
+              </w:rPr>
+            </w:r>
+            <w:r>
+              <w:rPr>
+                <w:b/>
+                <w:i w:val="0"/>
+                <w:sz w:val="18"/>
+              </w:rPr>
+              <w:t>3 outcomes</w:t>
+            </w:r>
+          </w:p>
+        </w:tc>
+        <w:tc>
+          <w:tcPr>
+            <w:tcW w:type="dxa" w:w="5112"/>
+          </w:tcPr>
+          <w:p>
+            <w:pPr>
+              <w:spacing w:after="40"/>
+            </w:pPr>
+            <w:r>
+              <w:rPr>
+                <w:sz w:val="18"/>
+              </w:rPr>
+            </w:r>
+            <w:r>
+              <w:rPr>
+                <w:b w:val="0"/>
+                <w:i w:val="0"/>
+                <w:sz w:val="18"/>
+              </w:rPr>
+              <w:t>OPSONIZATION (C3b coat) · INFLAMMATION (C3a, C4a, C5a: vasodilation, attraction of phagocytes) · MEMBRANE ATTACK COMPLEX (C5b + C6–C9 pore → lysis). ★ Lysis is only ONE outcome.</w:t>
+            </w:r>
+          </w:p>
+        </w:tc>
+      </w:tr>
+      <w:tr>
+        <w:tc>
+          <w:tcPr>
+            <w:tcW w:type="dxa" w:w="5112"/>
+            <w:shd w:val="clear" w:color="auto" w:fill="F1EEEF"/>
+          </w:tcPr>
+          <w:p>
+            <w:pPr>
+              <w:spacing w:after="40"/>
+            </w:pPr>
+            <w:r>
+              <w:rPr>
+                <w:b/>
+                <w:sz w:val="18"/>
+              </w:rPr>
+            </w:r>
+            <w:r>
+              <w:rPr>
+                <w:b/>
+                <w:i w:val="0"/>
+                <w:sz w:val="18"/>
+              </w:rPr>
+              <w:t>Autoimmunity (deck)</w:t>
+            </w:r>
+          </w:p>
+        </w:tc>
+        <w:tc>
+          <w:tcPr>
+            <w:tcW w:type="dxa" w:w="5112"/>
+          </w:tcPr>
+          <w:p>
+            <w:pPr>
+              <w:spacing w:after="40"/>
+            </w:pPr>
+            <w:r>
+              <w:rPr>
+                <w:sz w:val="18"/>
+              </w:rPr>
+            </w:r>
+            <w:r>
+              <w:rPr>
+                <w:b w:val="0"/>
+                <w:i w:val="0"/>
+                <w:sz w:val="18"/>
+              </w:rPr>
+              <w:t>No slide of its own: regulatory T cells keep self-tolerance; anti-self antibody can destroy or stimulate/block (type II); lupus is type III; autoantibodies rise with age.</w:t>
+            </w:r>
+          </w:p>
+        </w:tc>
+      </w:tr>
+      <w:tr>
+        <w:tc>
+          <w:tcPr>
+            <w:tcW w:type="dxa" w:w="5112"/>
+            <w:shd w:val="clear" w:color="auto" w:fill="F1EEEF"/>
+          </w:tcPr>
+          <w:p>
+            <w:pPr>
+              <w:spacing w:after="40"/>
+            </w:pPr>
+            <w:r>
+              <w:rPr>
+                <w:b/>
+                <w:sz w:val="18"/>
+              </w:rPr>
+            </w:r>
+            <w:r>
+              <w:rPr>
+                <w:b/>
+                <w:i w:val="0"/>
+                <w:sz w:val="18"/>
+              </w:rPr>
+              <w:t>Primary immunodeficiency</w:t>
+            </w:r>
+          </w:p>
+        </w:tc>
+        <w:tc>
+          <w:tcPr>
+            <w:tcW w:type="dxa" w:w="5112"/>
+          </w:tcPr>
+          <w:p>
+            <w:pPr>
+              <w:spacing w:after="40"/>
+            </w:pPr>
+            <w:r>
+              <w:rPr>
+                <w:sz w:val="18"/>
+              </w:rPr>
+            </w:r>
+            <w:r>
+              <w:rPr>
+                <w:b w:val="0"/>
+                <w:i w:val="0"/>
+                <w:sz w:val="18"/>
+              </w:rPr>
+              <w:t>INTRINSIC, often GENETIC. X-linked agammaglobulinemia: no B-cell maturation → recurrent PYOGENIC infections. DiGeorge: thymic/T-cell development. Severe combined: T AND B.</w:t>
+            </w:r>
+          </w:p>
+        </w:tc>
+      </w:tr>
+      <w:tr>
+        <w:tc>
+          <w:tcPr>
+            <w:tcW w:type="dxa" w:w="5112"/>
+            <w:shd w:val="clear" w:color="auto" w:fill="F1EEEF"/>
+          </w:tcPr>
+          <w:p>
+            <w:pPr>
+              <w:spacing w:after="40"/>
+            </w:pPr>
+            <w:r>
+              <w:rPr>
+                <w:b/>
+                <w:sz w:val="18"/>
+              </w:rPr>
+            </w:r>
+            <w:r>
+              <w:rPr>
+                <w:b/>
+                <w:i w:val="0"/>
+                <w:sz w:val="18"/>
+              </w:rPr>
+              <w:t>Secondary immunodeficiency</w:t>
+            </w:r>
+          </w:p>
+        </w:tc>
+        <w:tc>
+          <w:tcPr>
+            <w:tcW w:type="dxa" w:w="5112"/>
+          </w:tcPr>
+          <w:p>
+            <w:pPr>
+              <w:spacing w:after="40"/>
+            </w:pPr>
+            <w:r>
+              <w:rPr>
+                <w:sz w:val="18"/>
+              </w:rPr>
+            </w:r>
+            <w:r>
+              <w:rPr>
+                <w:b w:val="0"/>
+                <w:i w:val="0"/>
+                <w:sz w:val="18"/>
+              </w:rPr>
+              <w:t>From disease, medications, malignancy or poor nutrition.</w:t>
+            </w:r>
+          </w:p>
+        </w:tc>
+      </w:tr>
+      <w:tr>
+        <w:tc>
+          <w:tcPr>
+            <w:tcW w:type="dxa" w:w="5112"/>
+            <w:shd w:val="clear" w:color="auto" w:fill="F1EEEF"/>
+          </w:tcPr>
+          <w:p>
+            <w:pPr>
+              <w:spacing w:after="40"/>
+            </w:pPr>
+            <w:r>
+              <w:rPr>
+                <w:b/>
+                <w:sz w:val="18"/>
+              </w:rPr>
+            </w:r>
+            <w:r>
+              <w:rPr>
+                <w:b/>
+                <w:i w:val="0"/>
+                <w:sz w:val="18"/>
+              </w:rPr>
+              <w:t>Age</w:t>
+            </w:r>
+          </w:p>
+        </w:tc>
+        <w:tc>
+          <w:tcPr>
+            <w:tcW w:type="dxa" w:w="5112"/>
+          </w:tcPr>
+          <w:p>
+            <w:pPr>
+              <w:spacing w:after="40"/>
+            </w:pPr>
+            <w:r>
+              <w:rPr>
+                <w:sz w:val="18"/>
+              </w:rPr>
+            </w:r>
+            <w:r>
+              <w:rPr>
+                <w:b w:val="0"/>
+                <w:i w:val="0"/>
+                <w:sz w:val="18"/>
+              </w:rPr>
+              <w:t>Neonates: protected by maternal IgG and milk IgA, which wane. Older adults: weaker responses to NEW antigens; more autoantibodies.</w:t>
+            </w:r>
+          </w:p>
+        </w:tc>
+      </w:tr>
+    </w:tbl>
+    <w:p>
+      <w:pPr>
+        <w:spacing w:after="80"/>
+      </w:pPr>
+    </w:p>
+    <w:p>
+      <w:pPr>
+        <w:pStyle w:val="Heading1"/>
+        <w:spacing w:before="280" w:after="100"/>
+      </w:pPr>
+      <w:r>
+        <w:rPr>
+          <w:rFonts w:ascii="Georgia" w:hAnsi="Georgia"/>
+          <w:color w:val="17494B"/>
+        </w:rPr>
+        <w:t>L9 · Respiratory Failure, Pulmonary Hypertension &amp; Cancer</w:t>
+      </w:r>
+    </w:p>
+    <w:tbl>
+      <w:tblPr>
+        <w:tblStyle w:val="TableGrid"/>
+        <w:tblW w:type="auto" w:w="0"/>
+        <w:jc w:val="center"/>
+        <w:tblLook w:firstColumn="1" w:firstRow="1" w:lastColumn="0" w:lastRow="0" w:noHBand="0" w:noVBand="1" w:val="04A0"/>
+        <w:tblBorders>
+          <w:top w:val="single" w:sz="4" w:space="0" w:color="D8D2D4"/>
+          <w:left w:val="single" w:sz="4" w:space="0" w:color="D8D2D4"/>
+          <w:bottom w:val="single" w:sz="4" w:space="0" w:color="D8D2D4"/>
+          <w:right w:val="single" w:sz="4" w:space="0" w:color="D8D2D4"/>
+          <w:insideH w:val="single" w:sz="4" w:space="0" w:color="D8D2D4"/>
+          <w:insideV w:val="single" w:sz="4" w:space="0" w:color="D8D2D4"/>
+        </w:tblBorders>
+      </w:tblPr>
+      <w:tblGrid>
+        <w:gridCol w:w="5112"/>
+        <w:gridCol w:w="5112"/>
+      </w:tblGrid>
+      <w:tr>
+        <w:tc>
+          <w:tcPr>
+            <w:tcW w:type="dxa" w:w="5112"/>
+            <w:shd w:val="clear" w:color="auto" w:fill="17494B"/>
+          </w:tcPr>
+          <w:p>
+            <w:pPr>
+              <w:spacing w:after="40"/>
+            </w:pPr>
+            <w:r>
+              <w:rPr>
+                <w:b/>
+                <w:color w:val="FFFFFF"/>
+                <w:sz w:val="18"/>
+              </w:rPr>
+            </w:r>
+            <w:r>
+              <w:rPr>
+                <w:b/>
+                <w:i w:val="0"/>
+                <w:color w:val="FFFFFF"/>
+                <w:sz w:val="18"/>
+              </w:rPr>
+              <w:t>Term</w:t>
+            </w:r>
+          </w:p>
+        </w:tc>
+        <w:tc>
+          <w:tcPr>
+            <w:tcW w:type="dxa" w:w="5112"/>
+            <w:shd w:val="clear" w:color="auto" w:fill="17494B"/>
+          </w:tcPr>
+          <w:p>
+            <w:pPr>
+              <w:spacing w:after="40"/>
+            </w:pPr>
+            <w:r>
+              <w:rPr>
+                <w:b/>
+                <w:color w:val="FFFFFF"/>
+                <w:sz w:val="18"/>
+              </w:rPr>
+            </w:r>
+            <w:r>
+              <w:rPr>
+                <w:b/>
+                <w:i w:val="0"/>
+                <w:color w:val="FFFFFF"/>
+                <w:sz w:val="18"/>
+              </w:rPr>
+              <w:t>What you need to know</w:t>
+            </w:r>
+          </w:p>
+        </w:tc>
+      </w:tr>
+      <w:tr>
+        <w:tc>
+          <w:tcPr>
+            <w:tcW w:type="dxa" w:w="5112"/>
+            <w:shd w:val="clear" w:color="auto" w:fill="F1EEEF"/>
+          </w:tcPr>
+          <w:p>
+            <w:pPr>
+              <w:spacing w:after="40"/>
+            </w:pPr>
+            <w:r>
+              <w:rPr>
+                <w:b/>
+                <w:sz w:val="18"/>
+              </w:rPr>
+            </w:r>
+            <w:r>
+              <w:rPr>
+                <w:b/>
+                <w:i w:val="0"/>
+                <w:sz w:val="18"/>
+              </w:rPr>
+              <w:t>Hypoxemia vs hypoxia</w:t>
+            </w:r>
+          </w:p>
+        </w:tc>
+        <w:tc>
+          <w:tcPr>
+            <w:tcW w:type="dxa" w:w="5112"/>
+          </w:tcPr>
+          <w:p>
+            <w:pPr>
+              <w:spacing w:after="40"/>
+            </w:pPr>
+            <w:r>
+              <w:rPr>
+                <w:sz w:val="18"/>
+              </w:rPr>
+            </w:r>
+            <w:r>
+              <w:rPr>
+                <w:b w:val="0"/>
+                <w:i w:val="0"/>
+                <w:sz w:val="18"/>
+              </w:rPr>
+              <w:t>Hypoxemia = low BLOOD oxygen (PaO2, arterial oxygen tension; saturation). Hypoxia = low TISSUE oxygenation.</w:t>
+            </w:r>
+          </w:p>
+        </w:tc>
+      </w:tr>
+      <w:tr>
+        <w:tc>
+          <w:tcPr>
+            <w:tcW w:type="dxa" w:w="5112"/>
+            <w:shd w:val="clear" w:color="auto" w:fill="F1EEEF"/>
+          </w:tcPr>
+          <w:p>
+            <w:pPr>
+              <w:spacing w:after="40"/>
+            </w:pPr>
+            <w:r>
+              <w:rPr>
+                <w:b/>
+                <w:sz w:val="18"/>
+              </w:rPr>
+            </w:r>
+            <w:r>
+              <w:rPr>
+                <w:b/>
+                <w:i w:val="0"/>
+                <w:sz w:val="18"/>
+              </w:rPr>
+              <w:t>Acute respiratory failure</w:t>
+            </w:r>
+          </w:p>
+        </w:tc>
+        <w:tc>
+          <w:tcPr>
+            <w:tcW w:type="dxa" w:w="5112"/>
+          </w:tcPr>
+          <w:p>
+            <w:pPr>
+              <w:spacing w:after="40"/>
+            </w:pPr>
+            <w:r>
+              <w:rPr>
+                <w:sz w:val="18"/>
+              </w:rPr>
+            </w:r>
+            <w:r>
+              <w:rPr>
+                <w:b w:val="0"/>
+                <w:i w:val="0"/>
+                <w:sz w:val="18"/>
+              </w:rPr>
+              <w:t>On room air: PaO2 &lt; 60 mmHg · PaCO2 (arterial carbon dioxide tension) &gt; 50 mmHg · pH &lt; 7.30.</w:t>
+            </w:r>
+          </w:p>
+        </w:tc>
+      </w:tr>
+      <w:tr>
+        <w:tc>
+          <w:tcPr>
+            <w:tcW w:type="dxa" w:w="5112"/>
+            <w:shd w:val="clear" w:color="auto" w:fill="F1EEEF"/>
+          </w:tcPr>
+          <w:p>
+            <w:pPr>
+              <w:spacing w:after="40"/>
+            </w:pPr>
+            <w:r>
+              <w:rPr>
+                <w:b/>
+                <w:sz w:val="18"/>
+              </w:rPr>
+            </w:r>
+            <w:r>
+              <w:rPr>
+                <w:b/>
+                <w:i w:val="0"/>
+                <w:sz w:val="18"/>
+              </w:rPr>
+              <w:t>Hypoxic failure</w:t>
+            </w:r>
+          </w:p>
+        </w:tc>
+        <w:tc>
+          <w:tcPr>
+            <w:tcW w:type="dxa" w:w="5112"/>
+          </w:tcPr>
+          <w:p>
+            <w:pPr>
+              <w:spacing w:after="40"/>
+            </w:pPr>
+            <w:r>
+              <w:rPr>
+                <w:sz w:val="18"/>
+              </w:rPr>
+            </w:r>
+            <w:r>
+              <w:rPr>
+                <w:b w:val="0"/>
+                <w:i w:val="0"/>
+                <w:sz w:val="18"/>
+              </w:rPr>
+              <w:t>Low oxygen, NORMAL or LOW carbon dioxide: V/Q (ventilation/perfusion) mismatch · SHUNT · decreased diffusion · alveolar hypoventilation · altitude.</w:t>
+            </w:r>
+          </w:p>
+        </w:tc>
+      </w:tr>
+      <w:tr>
+        <w:tc>
+          <w:tcPr>
+            <w:tcW w:type="dxa" w:w="5112"/>
+            <w:shd w:val="clear" w:color="auto" w:fill="F1EEEF"/>
+          </w:tcPr>
+          <w:p>
+            <w:pPr>
+              <w:spacing w:after="40"/>
+            </w:pPr>
+            <w:r>
+              <w:rPr>
+                <w:b/>
+                <w:sz w:val="18"/>
+              </w:rPr>
+            </w:r>
+            <w:r>
+              <w:rPr>
+                <w:b/>
+                <w:i w:val="0"/>
+                <w:sz w:val="18"/>
+              </w:rPr>
+              <w:t>Hypercapnic failure</w:t>
+            </w:r>
+          </w:p>
+        </w:tc>
+        <w:tc>
+          <w:tcPr>
+            <w:tcW w:type="dxa" w:w="5112"/>
+          </w:tcPr>
+          <w:p>
+            <w:pPr>
+              <w:spacing w:after="40"/>
+            </w:pPr>
+            <w:r>
+              <w:rPr>
+                <w:sz w:val="18"/>
+              </w:rPr>
+            </w:r>
+            <w:r>
+              <w:rPr>
+                <w:b w:val="0"/>
+                <w:i w:val="0"/>
+                <w:sz w:val="18"/>
+              </w:rPr>
+              <w:t>Carbon dioxide not removed: low ventilation or rate · cannot signal (Guillain-Barré, cord injury) · DEAD SPACE (pulmonary embolism, low output) · more carbon dioxide made (fever, burns) · cannot sense it (drugs).</w:t>
+            </w:r>
+          </w:p>
+        </w:tc>
+      </w:tr>
+      <w:tr>
+        <w:tc>
+          <w:tcPr>
+            <w:tcW w:type="dxa" w:w="5112"/>
+            <w:shd w:val="clear" w:color="auto" w:fill="F1EEEF"/>
+          </w:tcPr>
+          <w:p>
+            <w:pPr>
+              <w:spacing w:after="40"/>
+            </w:pPr>
+            <w:r>
+              <w:rPr>
+                <w:b/>
+                <w:sz w:val="18"/>
+              </w:rPr>
+            </w:r>
+            <w:r>
+              <w:rPr>
+                <w:b/>
+                <w:i w:val="0"/>
+                <w:sz w:val="18"/>
+              </w:rPr>
+              <w:t>★ Dead space vs shunt</w:t>
+            </w:r>
+          </w:p>
+        </w:tc>
+        <w:tc>
+          <w:tcPr>
+            <w:tcW w:type="dxa" w:w="5112"/>
+          </w:tcPr>
+          <w:p>
+            <w:pPr>
+              <w:spacing w:after="40"/>
+            </w:pPr>
+            <w:r>
+              <w:rPr>
+                <w:sz w:val="18"/>
+              </w:rPr>
+            </w:r>
+            <w:r>
+              <w:rPr>
+                <w:b w:val="0"/>
+                <w:i w:val="0"/>
+                <w:sz w:val="18"/>
+              </w:rPr>
+              <w:t>Dead space = ventilation without perfusion. Shunt = perfusion without ventilation.</w:t>
+            </w:r>
+          </w:p>
+        </w:tc>
+      </w:tr>
+      <w:tr>
+        <w:tc>
+          <w:tcPr>
+            <w:tcW w:type="dxa" w:w="5112"/>
+            <w:shd w:val="clear" w:color="auto" w:fill="F1EEEF"/>
+          </w:tcPr>
+          <w:p>
+            <w:pPr>
+              <w:spacing w:after="40"/>
+            </w:pPr>
+            <w:r>
+              <w:rPr>
+                <w:b/>
+                <w:sz w:val="18"/>
+              </w:rPr>
+            </w:r>
+            <w:r>
+              <w:rPr>
+                <w:b/>
+                <w:i w:val="0"/>
+                <w:sz w:val="18"/>
+              </w:rPr>
+              <w:t>Pulmonary circulation</w:t>
+            </w:r>
+          </w:p>
+        </w:tc>
+        <w:tc>
+          <w:tcPr>
+            <w:tcW w:type="dxa" w:w="5112"/>
+          </w:tcPr>
+          <w:p>
+            <w:pPr>
+              <w:spacing w:after="40"/>
+            </w:pPr>
+            <w:r>
+              <w:rPr>
+                <w:sz w:val="18"/>
+              </w:rPr>
+            </w:r>
+            <w:r>
+              <w:rPr>
+                <w:b w:val="0"/>
+                <w:i w:val="0"/>
+                <w:sz w:val="18"/>
+              </w:rPr>
+              <w:t>HIGH FLOW, LOW PRESSURE: 22/8–25/8 mmHg, mean 15. Pulmonary arteries carry DEOXYGENATED blood (★ names = direction, not oxygen).</w:t>
+            </w:r>
+          </w:p>
+        </w:tc>
+      </w:tr>
+      <w:tr>
+        <w:tc>
+          <w:tcPr>
+            <w:tcW w:type="dxa" w:w="5112"/>
+            <w:shd w:val="clear" w:color="auto" w:fill="F1EEEF"/>
+          </w:tcPr>
+          <w:p>
+            <w:pPr>
+              <w:spacing w:after="40"/>
+            </w:pPr>
+            <w:r>
+              <w:rPr>
+                <w:b/>
+                <w:sz w:val="18"/>
+              </w:rPr>
+            </w:r>
+            <w:r>
+              <w:rPr>
+                <w:b/>
+                <w:i w:val="0"/>
+                <w:sz w:val="18"/>
+              </w:rPr>
+              <w:t>Pulmonary hypertension ⚠</w:t>
+            </w:r>
+          </w:p>
+        </w:tc>
+        <w:tc>
+          <w:tcPr>
+            <w:tcW w:type="dxa" w:w="5112"/>
+          </w:tcPr>
+          <w:p>
+            <w:pPr>
+              <w:spacing w:after="40"/>
+            </w:pPr>
+            <w:r>
+              <w:rPr>
+                <w:sz w:val="18"/>
+              </w:rPr>
+            </w:r>
+            <w:r>
+              <w:rPr>
+                <w:b w:val="0"/>
+                <w:i w:val="0"/>
+                <w:sz w:val="18"/>
+              </w:rPr>
+              <w:t>Slide: sustained &gt; 30 mmHg. Recording: resting MEAN &gt; 20 mmHg by right heart catheterization. Know both.</w:t>
+            </w:r>
+          </w:p>
+        </w:tc>
+      </w:tr>
+      <w:tr>
+        <w:tc>
+          <w:tcPr>
+            <w:tcW w:type="dxa" w:w="5112"/>
+            <w:shd w:val="clear" w:color="auto" w:fill="F1EEEF"/>
+          </w:tcPr>
+          <w:p>
+            <w:pPr>
+              <w:spacing w:after="40"/>
+            </w:pPr>
+            <w:r>
+              <w:rPr>
+                <w:b/>
+                <w:sz w:val="18"/>
+              </w:rPr>
+            </w:r>
+            <w:r>
+              <w:rPr>
+                <w:b/>
+                <w:i w:val="0"/>
+                <w:sz w:val="18"/>
+              </w:rPr>
+              <w:t>Routes to it</w:t>
+            </w:r>
+          </w:p>
+        </w:tc>
+        <w:tc>
+          <w:tcPr>
+            <w:tcW w:type="dxa" w:w="5112"/>
+          </w:tcPr>
+          <w:p>
+            <w:pPr>
+              <w:spacing w:after="40"/>
+            </w:pPr>
+            <w:r>
+              <w:rPr>
+                <w:sz w:val="18"/>
+              </w:rPr>
+            </w:r>
+            <w:r>
+              <w:rPr>
+                <w:b w:val="0"/>
+                <w:i w:val="0"/>
+                <w:sz w:val="18"/>
+              </w:rPr>
+              <w:t>More FLOW (left-to-right shunt, polycythemia) · more RESISTANCE (hypoxic vasoconstriction, EMBOLISM, fibrosis) · higher LEFT ATRIAL pressure (mitral stenosis).</w:t>
+            </w:r>
+          </w:p>
+        </w:tc>
+      </w:tr>
+      <w:tr>
+        <w:tc>
+          <w:tcPr>
+            <w:tcW w:type="dxa" w:w="5112"/>
+            <w:shd w:val="clear" w:color="auto" w:fill="F1EEEF"/>
+          </w:tcPr>
+          <w:p>
+            <w:pPr>
+              <w:spacing w:after="40"/>
+            </w:pPr>
+            <w:r>
+              <w:rPr>
+                <w:b/>
+                <w:sz w:val="18"/>
+              </w:rPr>
+            </w:r>
+            <w:r>
+              <w:rPr>
+                <w:b/>
+                <w:i w:val="0"/>
+                <w:sz w:val="18"/>
+              </w:rPr>
+              <w:t>Vessel changes</w:t>
+            </w:r>
+          </w:p>
+        </w:tc>
+        <w:tc>
+          <w:tcPr>
+            <w:tcW w:type="dxa" w:w="5112"/>
+          </w:tcPr>
+          <w:p>
+            <w:pPr>
+              <w:spacing w:after="40"/>
+            </w:pPr>
+            <w:r>
+              <w:rPr>
+                <w:sz w:val="18"/>
+              </w:rPr>
+            </w:r>
+            <w:r>
+              <w:rPr>
+                <w:b w:val="0"/>
+                <w:i w:val="0"/>
+                <w:sz w:val="18"/>
+              </w:rPr>
+              <w:t>MEDIA thickens (more muscle), INTIMA fibroses, PLEXIFORM lesions.</w:t>
+            </w:r>
+          </w:p>
+        </w:tc>
+      </w:tr>
+      <w:tr>
+        <w:tc>
+          <w:tcPr>
+            <w:tcW w:type="dxa" w:w="5112"/>
+            <w:shd w:val="clear" w:color="auto" w:fill="F1EEEF"/>
+          </w:tcPr>
+          <w:p>
+            <w:pPr>
+              <w:spacing w:after="40"/>
+            </w:pPr>
+            <w:r>
+              <w:rPr>
+                <w:b/>
+                <w:sz w:val="18"/>
+              </w:rPr>
+            </w:r>
+            <w:r>
+              <w:rPr>
+                <w:b/>
+                <w:i w:val="0"/>
+                <w:sz w:val="18"/>
+              </w:rPr>
+              <w:t>Lung cancers</w:t>
+            </w:r>
+          </w:p>
+        </w:tc>
+        <w:tc>
+          <w:tcPr>
+            <w:tcW w:type="dxa" w:w="5112"/>
+          </w:tcPr>
+          <w:p>
+            <w:pPr>
+              <w:spacing w:after="40"/>
+            </w:pPr>
+            <w:r>
+              <w:rPr>
+                <w:sz w:val="18"/>
+              </w:rPr>
+            </w:r>
+            <w:r>
+              <w:rPr>
+                <w:b w:val="0"/>
+                <w:i w:val="0"/>
+                <w:sz w:val="18"/>
+              </w:rPr>
+              <w:t>SQUAMOUS 20–30%, central, sputum cytology. ADENO 35–40% (largest), peripheral. LARGE CELL 5–10%, peripheral. SMALL CELL 15–20%, central, doubles in ~33 days, PARANEOPLASTIC.</w:t>
+            </w:r>
+          </w:p>
+        </w:tc>
+      </w:tr>
+    </w:tbl>
+    <w:p>
+      <w:pPr>
+        <w:spacing w:after="80"/>
+      </w:pPr>
+    </w:p>
+    <w:p>
+      <w:pPr>
+        <w:pStyle w:val="Heading1"/>
+        <w:spacing w:before="280" w:after="100"/>
+      </w:pPr>
+      <w:r>
+        <w:rPr>
+          <w:rFonts w:ascii="Georgia" w:hAnsi="Georgia"/>
+          <w:color w:val="17494B"/>
+        </w:rPr>
+        <w:t>L9 · Obstructive Disease &amp; Asthma</w:t>
+      </w:r>
+    </w:p>
+    <w:tbl>
+      <w:tblPr>
+        <w:tblStyle w:val="TableGrid"/>
+        <w:tblW w:type="auto" w:w="0"/>
+        <w:jc w:val="center"/>
+        <w:tblLook w:firstColumn="1" w:firstRow="1" w:lastColumn="0" w:lastRow="0" w:noHBand="0" w:noVBand="1" w:val="04A0"/>
+        <w:tblBorders>
+          <w:top w:val="single" w:sz="4" w:space="0" w:color="D8D2D4"/>
+          <w:left w:val="single" w:sz="4" w:space="0" w:color="D8D2D4"/>
+          <w:bottom w:val="single" w:sz="4" w:space="0" w:color="D8D2D4"/>
+          <w:right w:val="single" w:sz="4" w:space="0" w:color="D8D2D4"/>
+          <w:insideH w:val="single" w:sz="4" w:space="0" w:color="D8D2D4"/>
+          <w:insideV w:val="single" w:sz="4" w:space="0" w:color="D8D2D4"/>
+        </w:tblBorders>
+      </w:tblPr>
+      <w:tblGrid>
+        <w:gridCol w:w="5112"/>
+        <w:gridCol w:w="5112"/>
+      </w:tblGrid>
+      <w:tr>
+        <w:tc>
+          <w:tcPr>
+            <w:tcW w:type="dxa" w:w="5112"/>
+            <w:shd w:val="clear" w:color="auto" w:fill="17494B"/>
+          </w:tcPr>
+          <w:p>
+            <w:pPr>
+              <w:spacing w:after="40"/>
+            </w:pPr>
+            <w:r>
+              <w:rPr>
+                <w:b/>
+                <w:color w:val="FFFFFF"/>
+                <w:sz w:val="18"/>
+              </w:rPr>
+            </w:r>
+            <w:r>
+              <w:rPr>
+                <w:b/>
+                <w:i w:val="0"/>
+                <w:color w:val="FFFFFF"/>
+                <w:sz w:val="18"/>
+              </w:rPr>
+              <w:t>Term</w:t>
+            </w:r>
+          </w:p>
+        </w:tc>
+        <w:tc>
+          <w:tcPr>
+            <w:tcW w:type="dxa" w:w="5112"/>
+            <w:shd w:val="clear" w:color="auto" w:fill="17494B"/>
+          </w:tcPr>
+          <w:p>
+            <w:pPr>
+              <w:spacing w:after="40"/>
+            </w:pPr>
+            <w:r>
+              <w:rPr>
+                <w:b/>
+                <w:color w:val="FFFFFF"/>
+                <w:sz w:val="18"/>
+              </w:rPr>
+            </w:r>
+            <w:r>
+              <w:rPr>
+                <w:b/>
+                <w:i w:val="0"/>
+                <w:color w:val="FFFFFF"/>
+                <w:sz w:val="18"/>
+              </w:rPr>
+              <w:t>What you need to know</w:t>
+            </w:r>
+          </w:p>
+        </w:tc>
+      </w:tr>
+      <w:tr>
+        <w:tc>
+          <w:tcPr>
+            <w:tcW w:type="dxa" w:w="5112"/>
+            <w:shd w:val="clear" w:color="auto" w:fill="F1EEEF"/>
+          </w:tcPr>
+          <w:p>
+            <w:pPr>
+              <w:spacing w:after="40"/>
+            </w:pPr>
+            <w:r>
+              <w:rPr>
+                <w:b/>
+                <w:sz w:val="18"/>
+              </w:rPr>
+            </w:r>
+            <w:r>
+              <w:rPr>
+                <w:b/>
+                <w:i w:val="0"/>
+                <w:sz w:val="18"/>
+              </w:rPr>
+              <w:t>Obstructive disease</w:t>
+            </w:r>
+          </w:p>
+        </w:tc>
+        <w:tc>
+          <w:tcPr>
+            <w:tcW w:type="dxa" w:w="5112"/>
+          </w:tcPr>
+          <w:p>
+            <w:pPr>
+              <w:spacing w:after="40"/>
+            </w:pPr>
+            <w:r>
+              <w:rPr>
+                <w:sz w:val="18"/>
+              </w:rPr>
+            </w:r>
+            <w:r>
+              <w:rPr>
+                <w:b w:val="0"/>
+                <w:i w:val="0"/>
+                <w:sz w:val="18"/>
+              </w:rPr>
+              <w:t>Increased airflow RESISTANCE: in the WALL (asthma, bronchitis) · LOST PARENCHYMA (emphysema) · in the LUMEN (bronchiectasis, cystic fibrosis, foreign body).</w:t>
+            </w:r>
+          </w:p>
+        </w:tc>
+      </w:tr>
+      <w:tr>
+        <w:tc>
+          <w:tcPr>
+            <w:tcW w:type="dxa" w:w="5112"/>
+            <w:shd w:val="clear" w:color="auto" w:fill="F1EEEF"/>
+          </w:tcPr>
+          <w:p>
+            <w:pPr>
+              <w:spacing w:after="40"/>
+            </w:pPr>
+            <w:r>
+              <w:rPr>
+                <w:b/>
+                <w:sz w:val="18"/>
+              </w:rPr>
+            </w:r>
+            <w:r>
+              <w:rPr>
+                <w:b/>
+                <w:i w:val="0"/>
+                <w:sz w:val="18"/>
+              </w:rPr>
+              <w:t>Test pattern</w:t>
+            </w:r>
+          </w:p>
+        </w:tc>
+        <w:tc>
+          <w:tcPr>
+            <w:tcW w:type="dxa" w:w="5112"/>
+          </w:tcPr>
+          <w:p>
+            <w:pPr>
+              <w:spacing w:after="40"/>
+            </w:pPr>
+            <w:r>
+              <w:rPr>
+                <w:sz w:val="18"/>
+              </w:rPr>
+            </w:r>
+            <w:r>
+              <w:rPr>
+                <w:b w:val="0"/>
+                <w:i w:val="0"/>
+                <w:sz w:val="18"/>
+              </w:rPr>
+              <w:t>Low FEV1/FVC (forced expiratory volume in 1 second / forced vital capacity) = airflow limitation · high RESIDUAL VOLUME = incomplete emptying · low DLCO (diffusing capacity for carbon monoxide) = a separate gas-transfer question.</w:t>
+            </w:r>
+          </w:p>
+        </w:tc>
+      </w:tr>
+      <w:tr>
+        <w:tc>
+          <w:tcPr>
+            <w:tcW w:type="dxa" w:w="5112"/>
+            <w:shd w:val="clear" w:color="auto" w:fill="F1EEEF"/>
+          </w:tcPr>
+          <w:p>
+            <w:pPr>
+              <w:spacing w:after="40"/>
+            </w:pPr>
+            <w:r>
+              <w:rPr>
+                <w:b/>
+                <w:sz w:val="18"/>
+              </w:rPr>
+            </w:r>
+            <w:r>
+              <w:rPr>
+                <w:b/>
+                <w:i w:val="0"/>
+                <w:sz w:val="18"/>
+              </w:rPr>
+              <w:t>Asthma</w:t>
+            </w:r>
+          </w:p>
+        </w:tc>
+        <w:tc>
+          <w:tcPr>
+            <w:tcW w:type="dxa" w:w="5112"/>
+          </w:tcPr>
+          <w:p>
+            <w:pPr>
+              <w:spacing w:after="40"/>
+            </w:pPr>
+            <w:r>
+              <w:rPr>
+                <w:sz w:val="18"/>
+              </w:rPr>
+            </w:r>
+            <w:r>
+              <w:rPr>
+                <w:b w:val="0"/>
+                <w:i w:val="0"/>
+                <w:sz w:val="18"/>
+              </w:rPr>
+              <w:t>REVERSIBLE obstruction + airway inflammation + HYPER-RESPONSIVENESS.</w:t>
+            </w:r>
+          </w:p>
+        </w:tc>
+      </w:tr>
+      <w:tr>
+        <w:tc>
+          <w:tcPr>
+            <w:tcW w:type="dxa" w:w="5112"/>
+            <w:shd w:val="clear" w:color="auto" w:fill="F1EEEF"/>
+          </w:tcPr>
+          <w:p>
+            <w:pPr>
+              <w:spacing w:after="40"/>
+            </w:pPr>
+            <w:r>
+              <w:rPr>
+                <w:b/>
+                <w:sz w:val="18"/>
+              </w:rPr>
+            </w:r>
+            <w:r>
+              <w:rPr>
+                <w:b/>
+                <w:i w:val="0"/>
+                <w:sz w:val="18"/>
+              </w:rPr>
+              <w:t>Allergic (extrinsic)</w:t>
+            </w:r>
+          </w:p>
+        </w:tc>
+        <w:tc>
+          <w:tcPr>
+            <w:tcW w:type="dxa" w:w="5112"/>
+          </w:tcPr>
+          <w:p>
+            <w:pPr>
+              <w:spacing w:after="40"/>
+            </w:pPr>
+            <w:r>
+              <w:rPr>
+                <w:sz w:val="18"/>
+              </w:rPr>
+            </w:r>
+            <w:r>
+              <w:rPr>
+                <w:b w:val="0"/>
+                <w:i w:val="0"/>
+                <w:sz w:val="18"/>
+              </w:rPr>
+              <w:t>IgE on MAST CELLS → histamine, LEUKOTRIENES (slow-reacting substances of anaphylaxis), prostaglandins, bradykinins, eosinophil chemotactic factor, serotonin.</w:t>
+            </w:r>
+          </w:p>
+        </w:tc>
+      </w:tr>
+      <w:tr>
+        <w:tc>
+          <w:tcPr>
+            <w:tcW w:type="dxa" w:w="5112"/>
+            <w:shd w:val="clear" w:color="auto" w:fill="F1EEEF"/>
+          </w:tcPr>
+          <w:p>
+            <w:pPr>
+              <w:spacing w:after="40"/>
+            </w:pPr>
+            <w:r>
+              <w:rPr>
+                <w:b/>
+                <w:sz w:val="18"/>
+              </w:rPr>
+            </w:r>
+            <w:r>
+              <w:rPr>
+                <w:b/>
+                <w:i w:val="0"/>
+                <w:sz w:val="18"/>
+              </w:rPr>
+              <w:t>Non-allergic (intrinsic)</w:t>
+            </w:r>
+          </w:p>
+        </w:tc>
+        <w:tc>
+          <w:tcPr>
+            <w:tcW w:type="dxa" w:w="5112"/>
+          </w:tcPr>
+          <w:p>
+            <w:pPr>
+              <w:spacing w:after="40"/>
+            </w:pPr>
+            <w:r>
+              <w:rPr>
+                <w:sz w:val="18"/>
+              </w:rPr>
+            </w:r>
+            <w:r>
+              <w:rPr>
+                <w:b w:val="0"/>
+                <w:i w:val="0"/>
+                <w:sz w:val="18"/>
+              </w:rPr>
+              <w:t>Exercise, stress, irritants, aspirin; NEGATIVE skin tests, NORMAL IgE; middle age; worse prognosis.</w:t>
+            </w:r>
+          </w:p>
+        </w:tc>
+      </w:tr>
+      <w:tr>
+        <w:tc>
+          <w:tcPr>
+            <w:tcW w:type="dxa" w:w="5112"/>
+            <w:shd w:val="clear" w:color="auto" w:fill="F1EEEF"/>
+          </w:tcPr>
+          <w:p>
+            <w:pPr>
+              <w:spacing w:after="40"/>
+            </w:pPr>
+            <w:r>
+              <w:rPr>
+                <w:b/>
+                <w:sz w:val="18"/>
+              </w:rPr>
+            </w:r>
+            <w:r>
+              <w:rPr>
+                <w:b/>
+                <w:i w:val="0"/>
+                <w:sz w:val="18"/>
+              </w:rPr>
+              <w:t>Asthma airway</w:t>
+            </w:r>
+          </w:p>
+        </w:tc>
+        <w:tc>
+          <w:tcPr>
+            <w:tcW w:type="dxa" w:w="5112"/>
+          </w:tcPr>
+          <w:p>
+            <w:pPr>
+              <w:spacing w:after="40"/>
+            </w:pPr>
+            <w:r>
+              <w:rPr>
+                <w:sz w:val="18"/>
+              </w:rPr>
+            </w:r>
+            <w:r>
+              <w:rPr>
+                <w:b w:val="0"/>
+                <w:i w:val="0"/>
+                <w:sz w:val="18"/>
+              </w:rPr>
+              <w:t>Epithelium DENUDED → goblet cells · COLLAGEN under basement membrane · edema · mucus plugs · VAGAL → mucus + bronchoconstriction · REMODELING.</w:t>
+            </w:r>
+          </w:p>
+        </w:tc>
+      </w:tr>
+      <w:tr>
+        <w:tc>
+          <w:tcPr>
+            <w:tcW w:type="dxa" w:w="5112"/>
+            <w:shd w:val="clear" w:color="auto" w:fill="F1EEEF"/>
+          </w:tcPr>
+          <w:p>
+            <w:pPr>
+              <w:spacing w:after="40"/>
+            </w:pPr>
+            <w:r>
+              <w:rPr>
+                <w:b/>
+                <w:sz w:val="18"/>
+              </w:rPr>
+            </w:r>
+            <w:r>
+              <w:rPr>
+                <w:b/>
+                <w:i w:val="0"/>
+                <w:sz w:val="18"/>
+              </w:rPr>
+              <w:t>Acute bronchitis</w:t>
+            </w:r>
+          </w:p>
+        </w:tc>
+        <w:tc>
+          <w:tcPr>
+            <w:tcW w:type="dxa" w:w="5112"/>
+          </w:tcPr>
+          <w:p>
+            <w:pPr>
+              <w:spacing w:after="40"/>
+            </w:pPr>
+            <w:r>
+              <w:rPr>
+                <w:sz w:val="18"/>
+              </w:rPr>
+            </w:r>
+            <w:r>
+              <w:rPr>
+                <w:b w:val="0"/>
+                <w:i w:val="0"/>
+                <w:sz w:val="18"/>
+              </w:rPr>
+              <w:t>Inflamed trachea/bronchi, mostly VIRAL; more mucus, lost cilia; lasting HYPERIRRITABILITY explains the lingering cough.</w:t>
+            </w:r>
+          </w:p>
+        </w:tc>
+      </w:tr>
+      <w:tr>
+        <w:tc>
+          <w:tcPr>
+            <w:tcW w:type="dxa" w:w="5112"/>
+            <w:shd w:val="clear" w:color="auto" w:fill="F1EEEF"/>
+          </w:tcPr>
+          <w:p>
+            <w:pPr>
+              <w:spacing w:after="40"/>
+            </w:pPr>
+            <w:r>
+              <w:rPr>
+                <w:b/>
+                <w:sz w:val="18"/>
+              </w:rPr>
+            </w:r>
+            <w:r>
+              <w:rPr>
+                <w:b/>
+                <w:i w:val="0"/>
+                <w:sz w:val="18"/>
+              </w:rPr>
+              <w:t>Chronic bronchitis (type B)</w:t>
+            </w:r>
+          </w:p>
+        </w:tc>
+        <w:tc>
+          <w:tcPr>
+            <w:tcW w:type="dxa" w:w="5112"/>
+          </w:tcPr>
+          <w:p>
+            <w:pPr>
+              <w:spacing w:after="40"/>
+            </w:pPr>
+            <w:r>
+              <w:rPr>
+                <w:sz w:val="18"/>
+              </w:rPr>
+            </w:r>
+            <w:r>
+              <w:rPr>
+                <w:b w:val="0"/>
+                <w:i w:val="0"/>
+                <w:sz w:val="18"/>
+              </w:rPr>
+              <w:t>Productive cough &gt; 3 months a year for 2+ years; smoking 90%; gland + GOBLET hypertrophy; cilia → SQUAMOUS; plugs → V/Q mismatch. BLUE BLOATER = cyanosis + right-heart edema.</w:t>
+            </w:r>
+          </w:p>
+        </w:tc>
+      </w:tr>
+      <w:tr>
+        <w:tc>
+          <w:tcPr>
+            <w:tcW w:type="dxa" w:w="5112"/>
+            <w:shd w:val="clear" w:color="auto" w:fill="F1EEEF"/>
+          </w:tcPr>
+          <w:p>
+            <w:pPr>
+              <w:spacing w:after="40"/>
+            </w:pPr>
+            <w:r>
+              <w:rPr>
+                <w:b/>
+                <w:sz w:val="18"/>
+              </w:rPr>
+            </w:r>
+            <w:r>
+              <w:rPr>
+                <w:b/>
+                <w:i w:val="0"/>
+                <w:sz w:val="18"/>
+              </w:rPr>
+              <w:t>Emphysema (type A)</w:t>
+            </w:r>
+          </w:p>
+        </w:tc>
+        <w:tc>
+          <w:tcPr>
+            <w:tcW w:type="dxa" w:w="5112"/>
+          </w:tcPr>
+          <w:p>
+            <w:pPr>
+              <w:spacing w:after="40"/>
+            </w:pPr>
+            <w:r>
+              <w:rPr>
+                <w:sz w:val="18"/>
+              </w:rPr>
+            </w:r>
+            <w:r>
+              <w:rPr>
+                <w:b w:val="0"/>
+                <w:i w:val="0"/>
+                <w:sz w:val="18"/>
+              </w:rPr>
+              <w:t>Alveolar wall DESTRUCTION WITHOUT FIBROSIS. PROTEASES from neutrophils/macrophages; smoking inactivates ALPHA-1 ANTITRYPSIN. Lost RADIAL TRACTION → more resistance, less airflow; air trapped → BULLAE. PINK PUFFER.</w:t>
+            </w:r>
+          </w:p>
+        </w:tc>
+      </w:tr>
+      <w:tr>
+        <w:tc>
+          <w:tcPr>
+            <w:tcW w:type="dxa" w:w="5112"/>
+            <w:shd w:val="clear" w:color="auto" w:fill="F1EEEF"/>
+          </w:tcPr>
+          <w:p>
+            <w:pPr>
+              <w:spacing w:after="40"/>
+            </w:pPr>
+            <w:r>
+              <w:rPr>
+                <w:b/>
+                <w:sz w:val="18"/>
+              </w:rPr>
+            </w:r>
+            <w:r>
+              <w:rPr>
+                <w:b/>
+                <w:i w:val="0"/>
+                <w:sz w:val="18"/>
+              </w:rPr>
+              <w:t>Emphysema types</w:t>
+            </w:r>
+          </w:p>
+        </w:tc>
+        <w:tc>
+          <w:tcPr>
+            <w:tcW w:type="dxa" w:w="5112"/>
+          </w:tcPr>
+          <w:p>
+            <w:pPr>
+              <w:spacing w:after="40"/>
+            </w:pPr>
+            <w:r>
+              <w:rPr>
+                <w:sz w:val="18"/>
+              </w:rPr>
+            </w:r>
+            <w:r>
+              <w:rPr>
+                <w:b w:val="0"/>
+                <w:i w:val="0"/>
+                <w:sz w:val="18"/>
+              </w:rPr>
+              <w:t>CENTRIACINAR: respiratory bronchioles (with chronic bronchitis). PANACINAR: alveoli. PARASEPTAL: peripheral lobules.</w:t>
+            </w:r>
+          </w:p>
+        </w:tc>
+      </w:tr>
+      <w:tr>
+        <w:tc>
+          <w:tcPr>
+            <w:tcW w:type="dxa" w:w="5112"/>
+            <w:shd w:val="clear" w:color="auto" w:fill="F1EEEF"/>
+          </w:tcPr>
+          <w:p>
+            <w:pPr>
+              <w:spacing w:after="40"/>
+            </w:pPr>
+            <w:r>
+              <w:rPr>
+                <w:b/>
+                <w:sz w:val="18"/>
+              </w:rPr>
+            </w:r>
+            <w:r>
+              <w:rPr>
+                <w:b/>
+                <w:i w:val="0"/>
+                <w:sz w:val="18"/>
+              </w:rPr>
+              <w:t>Bronchiectasis</w:t>
+            </w:r>
+          </w:p>
+        </w:tc>
+        <w:tc>
+          <w:tcPr>
+            <w:tcW w:type="dxa" w:w="5112"/>
+          </w:tcPr>
+          <w:p>
+            <w:pPr>
+              <w:spacing w:after="40"/>
+            </w:pPr>
+            <w:r>
+              <w:rPr>
+                <w:sz w:val="18"/>
+              </w:rPr>
+            </w:r>
+            <w:r>
+              <w:rPr>
+                <w:b w:val="0"/>
+                <w:i w:val="0"/>
+                <w:sz w:val="18"/>
+              </w:rPr>
+              <w:t>Wall DESTRUCTION → DILATED bronchi; congenital (50% related to cystic fibrosis) or acquired; children at risk (soft bronchi). Dilations = infection POCKETS → foul purulent sputum. Shapes: cylindrical, saccular, fusiform.</w:t>
+            </w:r>
+          </w:p>
+        </w:tc>
+      </w:tr>
+      <w:tr>
+        <w:tc>
+          <w:tcPr>
+            <w:tcW w:type="dxa" w:w="5112"/>
+            <w:shd w:val="clear" w:color="auto" w:fill="F1EEEF"/>
+          </w:tcPr>
+          <w:p>
+            <w:pPr>
+              <w:spacing w:after="40"/>
+            </w:pPr>
+            <w:r>
+              <w:rPr>
+                <w:b/>
+                <w:sz w:val="18"/>
+              </w:rPr>
+            </w:r>
+            <w:r>
+              <w:rPr>
+                <w:b/>
+                <w:i w:val="0"/>
+                <w:sz w:val="18"/>
+              </w:rPr>
+              <w:t>Cor pulmonale</w:t>
+            </w:r>
+          </w:p>
+        </w:tc>
+        <w:tc>
+          <w:tcPr>
+            <w:tcW w:type="dxa" w:w="5112"/>
+          </w:tcPr>
+          <w:p>
+            <w:pPr>
+              <w:spacing w:after="40"/>
+            </w:pPr>
+            <w:r>
+              <w:rPr>
+                <w:sz w:val="18"/>
+              </w:rPr>
+            </w:r>
+            <w:r>
+              <w:rPr>
+                <w:b w:val="0"/>
+                <w:i w:val="0"/>
+                <w:sz w:val="18"/>
+              </w:rPr>
+              <w:t>Hypoxia → pulmonary VASOCONSTRICTION → pulmonary hypertension → RIGHT VENTRICULAR DILATION → right heart failure.</w:t>
+            </w:r>
+          </w:p>
+        </w:tc>
+      </w:tr>
+    </w:tbl>
+    <w:p>
+      <w:pPr>
+        <w:spacing w:after="80"/>
+      </w:pPr>
+    </w:p>
+    <w:p>
+      <w:pPr>
+        <w:pStyle w:val="Heading1"/>
+        <w:spacing w:before="280" w:after="100"/>
+      </w:pPr>
+      <w:r>
+        <w:rPr>
+          <w:rFonts w:ascii="Georgia" w:hAnsi="Georgia"/>
+          <w:color w:val="17494B"/>
+        </w:rPr>
+        <w:t>L9 · Restrictive Disease &amp; Acute Respiratory Distress Syndrome</w:t>
+      </w:r>
+    </w:p>
+    <w:tbl>
+      <w:tblPr>
+        <w:tblStyle w:val="TableGrid"/>
+        <w:tblW w:type="auto" w:w="0"/>
+        <w:jc w:val="center"/>
+        <w:tblLook w:firstColumn="1" w:firstRow="1" w:lastColumn="0" w:lastRow="0" w:noHBand="0" w:noVBand="1" w:val="04A0"/>
+        <w:tblBorders>
+          <w:top w:val="single" w:sz="4" w:space="0" w:color="D8D2D4"/>
+          <w:left w:val="single" w:sz="4" w:space="0" w:color="D8D2D4"/>
+          <w:bottom w:val="single" w:sz="4" w:space="0" w:color="D8D2D4"/>
+          <w:right w:val="single" w:sz="4" w:space="0" w:color="D8D2D4"/>
+          <w:insideH w:val="single" w:sz="4" w:space="0" w:color="D8D2D4"/>
+          <w:insideV w:val="single" w:sz="4" w:space="0" w:color="D8D2D4"/>
+        </w:tblBorders>
+      </w:tblPr>
+      <w:tblGrid>
+        <w:gridCol w:w="5112"/>
+        <w:gridCol w:w="5112"/>
+      </w:tblGrid>
+      <w:tr>
+        <w:tc>
+          <w:tcPr>
+            <w:tcW w:type="dxa" w:w="5112"/>
+            <w:shd w:val="clear" w:color="auto" w:fill="17494B"/>
+          </w:tcPr>
+          <w:p>
+            <w:pPr>
+              <w:spacing w:after="40"/>
+            </w:pPr>
+            <w:r>
+              <w:rPr>
+                <w:b/>
+                <w:color w:val="FFFFFF"/>
+                <w:sz w:val="18"/>
+              </w:rPr>
+            </w:r>
+            <w:r>
+              <w:rPr>
+                <w:b/>
+                <w:i w:val="0"/>
+                <w:color w:val="FFFFFF"/>
+                <w:sz w:val="18"/>
+              </w:rPr>
+              <w:t>Term</w:t>
+            </w:r>
+          </w:p>
+        </w:tc>
+        <w:tc>
+          <w:tcPr>
+            <w:tcW w:type="dxa" w:w="5112"/>
+            <w:shd w:val="clear" w:color="auto" w:fill="17494B"/>
+          </w:tcPr>
+          <w:p>
+            <w:pPr>
+              <w:spacing w:after="40"/>
+            </w:pPr>
+            <w:r>
+              <w:rPr>
+                <w:b/>
+                <w:color w:val="FFFFFF"/>
+                <w:sz w:val="18"/>
+              </w:rPr>
+            </w:r>
+            <w:r>
+              <w:rPr>
+                <w:b/>
+                <w:i w:val="0"/>
+                <w:color w:val="FFFFFF"/>
+                <w:sz w:val="18"/>
+              </w:rPr>
+              <w:t>What you need to know</w:t>
+            </w:r>
+          </w:p>
+        </w:tc>
+      </w:tr>
+      <w:tr>
+        <w:tc>
+          <w:tcPr>
+            <w:tcW w:type="dxa" w:w="5112"/>
+            <w:shd w:val="clear" w:color="auto" w:fill="F1EEEF"/>
+          </w:tcPr>
+          <w:p>
+            <w:pPr>
+              <w:spacing w:after="40"/>
+            </w:pPr>
+            <w:r>
+              <w:rPr>
+                <w:b/>
+                <w:sz w:val="18"/>
+              </w:rPr>
+            </w:r>
+            <w:r>
+              <w:rPr>
+                <w:b/>
+                <w:i w:val="0"/>
+                <w:sz w:val="18"/>
+              </w:rPr>
+              <w:t>Restrictive = expansion</w:t>
+            </w:r>
+          </w:p>
+        </w:tc>
+        <w:tc>
+          <w:tcPr>
+            <w:tcW w:type="dxa" w:w="5112"/>
+          </w:tcPr>
+          <w:p>
+            <w:pPr>
+              <w:spacing w:after="40"/>
+            </w:pPr>
+            <w:r>
+              <w:rPr>
+                <w:sz w:val="18"/>
+              </w:rPr>
+            </w:r>
+            <w:r>
+              <w:rPr>
+                <w:b w:val="0"/>
+                <w:i w:val="0"/>
+                <w:sz w:val="18"/>
+              </w:rPr>
+              <w:t>DECREASED EXPANSION from parenchyma, pleura, chest wall or neuromuscular disease. LOW TOTAL LUNG CAPACITY confirms it (low FVC alone does not).</w:t>
+            </w:r>
+          </w:p>
+        </w:tc>
+      </w:tr>
+      <w:tr>
+        <w:tc>
+          <w:tcPr>
+            <w:tcW w:type="dxa" w:w="5112"/>
+            <w:shd w:val="clear" w:color="auto" w:fill="F1EEEF"/>
+          </w:tcPr>
+          <w:p>
+            <w:pPr>
+              <w:spacing w:after="40"/>
+            </w:pPr>
+            <w:r>
+              <w:rPr>
+                <w:b/>
+                <w:sz w:val="18"/>
+              </w:rPr>
+            </w:r>
+            <w:r>
+              <w:rPr>
+                <w:b/>
+                <w:i w:val="0"/>
+                <w:sz w:val="18"/>
+              </w:rPr>
+              <w:t>Interstitial lung disease</w:t>
+            </w:r>
+          </w:p>
+        </w:tc>
+        <w:tc>
+          <w:tcPr>
+            <w:tcW w:type="dxa" w:w="5112"/>
+          </w:tcPr>
+          <w:p>
+            <w:pPr>
+              <w:spacing w:after="40"/>
+            </w:pPr>
+            <w:r>
+              <w:rPr>
+                <w:sz w:val="18"/>
+              </w:rPr>
+            </w:r>
+            <w:r>
+              <w:rPr>
+                <w:b w:val="0"/>
+                <w:i w:val="0"/>
+                <w:sz w:val="18"/>
+              </w:rPr>
+              <w:t>Starts with INJURY to alveolar epithelium or capillary endothelium → immune reaction → thick interstitium, COLLAGEN.</w:t>
+            </w:r>
+          </w:p>
+        </w:tc>
+      </w:tr>
+      <w:tr>
+        <w:tc>
+          <w:tcPr>
+            <w:tcW w:type="dxa" w:w="5112"/>
+            <w:shd w:val="clear" w:color="auto" w:fill="F1EEEF"/>
+          </w:tcPr>
+          <w:p>
+            <w:pPr>
+              <w:spacing w:after="40"/>
+            </w:pPr>
+            <w:r>
+              <w:rPr>
+                <w:b/>
+                <w:sz w:val="18"/>
+              </w:rPr>
+            </w:r>
+            <w:r>
+              <w:rPr>
+                <w:b/>
+                <w:i w:val="0"/>
+                <w:sz w:val="18"/>
+              </w:rPr>
+              <w:t>3 alveolar patterns</w:t>
+            </w:r>
+          </w:p>
+        </w:tc>
+        <w:tc>
+          <w:tcPr>
+            <w:tcW w:type="dxa" w:w="5112"/>
+          </w:tcPr>
+          <w:p>
+            <w:pPr>
+              <w:spacing w:after="40"/>
+            </w:pPr>
+            <w:r>
+              <w:rPr>
+                <w:sz w:val="18"/>
+              </w:rPr>
+            </w:r>
+            <w:r>
+              <w:rPr>
+                <w:b w:val="0"/>
+                <w:i w:val="0"/>
+                <w:sz w:val="18"/>
+              </w:rPr>
+              <w:t>INFLAMMATION (early, REVERSIBLE) → FIBROSIS (fibroblasts, collagen) → DESTRUCTION (end stage: STIFF, NONCOMPLIANT lungs).</w:t>
+            </w:r>
+          </w:p>
+        </w:tc>
+      </w:tr>
+      <w:tr>
+        <w:tc>
+          <w:tcPr>
+            <w:tcW w:type="dxa" w:w="5112"/>
+            <w:shd w:val="clear" w:color="auto" w:fill="F1EEEF"/>
+          </w:tcPr>
+          <w:p>
+            <w:pPr>
+              <w:spacing w:after="40"/>
+            </w:pPr>
+            <w:r>
+              <w:rPr>
+                <w:b/>
+                <w:sz w:val="18"/>
+              </w:rPr>
+            </w:r>
+            <w:r>
+              <w:rPr>
+                <w:b/>
+                <w:i w:val="0"/>
+                <w:sz w:val="18"/>
+              </w:rPr>
+              <w:t>Sarcoidosis</w:t>
+            </w:r>
+          </w:p>
+        </w:tc>
+        <w:tc>
+          <w:tcPr>
+            <w:tcW w:type="dxa" w:w="5112"/>
+          </w:tcPr>
+          <w:p>
+            <w:pPr>
+              <w:spacing w:after="40"/>
+            </w:pPr>
+            <w:r>
+              <w:rPr>
+                <w:sz w:val="18"/>
+              </w:rPr>
+            </w:r>
+            <w:r>
+              <w:rPr>
+                <w:b w:val="0"/>
+                <w:i w:val="0"/>
+                <w:sz w:val="18"/>
+              </w:rPr>
+              <w:t>ALVEOLAR MACROPHAGES activated by an unknown trigger; NONCASEATING epithelioid GRANULOMAS (lymph nodes, lung); ASTEROID BODIES; abnormal T cells.</w:t>
+            </w:r>
+          </w:p>
+        </w:tc>
+      </w:tr>
+      <w:tr>
+        <w:tc>
+          <w:tcPr>
+            <w:tcW w:type="dxa" w:w="5112"/>
+            <w:shd w:val="clear" w:color="auto" w:fill="F1EEEF"/>
+          </w:tcPr>
+          <w:p>
+            <w:pPr>
+              <w:spacing w:after="40"/>
+            </w:pPr>
+            <w:r>
+              <w:rPr>
+                <w:b/>
+                <w:sz w:val="18"/>
+              </w:rPr>
+            </w:r>
+            <w:r>
+              <w:rPr>
+                <w:b/>
+                <w:i w:val="0"/>
+                <w:sz w:val="18"/>
+              </w:rPr>
+              <w:t>Hypersensitivity pneumonitis</w:t>
+            </w:r>
+          </w:p>
+        </w:tc>
+        <w:tc>
+          <w:tcPr>
+            <w:tcW w:type="dxa" w:w="5112"/>
+          </w:tcPr>
+          <w:p>
+            <w:pPr>
+              <w:spacing w:after="40"/>
+            </w:pPr>
+            <w:r>
+              <w:rPr>
+                <w:sz w:val="18"/>
+              </w:rPr>
+            </w:r>
+            <w:r>
+              <w:rPr>
+                <w:b w:val="0"/>
+                <w:i w:val="0"/>
+                <w:sz w:val="18"/>
+              </w:rPr>
+              <w:t>Inhaled ORGANIC agents (birds, fungi, wheat weevil); antibodies → TYPE III immune complexes (cell-mediated immunity also contributes); nonsmokers. 'Extrinsic allergic alveolitis'.</w:t>
+            </w:r>
+          </w:p>
+        </w:tc>
+      </w:tr>
+      <w:tr>
+        <w:tc>
+          <w:tcPr>
+            <w:tcW w:type="dxa" w:w="5112"/>
+            <w:shd w:val="clear" w:color="auto" w:fill="F1EEEF"/>
+          </w:tcPr>
+          <w:p>
+            <w:pPr>
+              <w:spacing w:after="40"/>
+            </w:pPr>
+            <w:r>
+              <w:rPr>
+                <w:b/>
+                <w:sz w:val="18"/>
+              </w:rPr>
+            </w:r>
+            <w:r>
+              <w:rPr>
+                <w:b/>
+                <w:i w:val="0"/>
+                <w:sz w:val="18"/>
+              </w:rPr>
+              <w:t>Pneumoconiosis</w:t>
+            </w:r>
+          </w:p>
+        </w:tc>
+        <w:tc>
+          <w:tcPr>
+            <w:tcW w:type="dxa" w:w="5112"/>
+          </w:tcPr>
+          <w:p>
+            <w:pPr>
+              <w:spacing w:after="40"/>
+            </w:pPr>
+            <w:r>
+              <w:rPr>
+                <w:sz w:val="18"/>
+              </w:rPr>
+            </w:r>
+            <w:r>
+              <w:rPr>
+                <w:b w:val="0"/>
+                <w:i w:val="0"/>
+                <w:sz w:val="18"/>
+              </w:rPr>
+              <w:t>Inhaled INORGANIC dust (coal, silica, asbestos); macrophages cannot clear it → FIBROSIS. Smoking depresses ciliary clearance.</w:t>
+            </w:r>
+          </w:p>
+        </w:tc>
+      </w:tr>
+      <w:tr>
+        <w:tc>
+          <w:tcPr>
+            <w:tcW w:type="dxa" w:w="5112"/>
+            <w:shd w:val="clear" w:color="auto" w:fill="F1EEEF"/>
+          </w:tcPr>
+          <w:p>
+            <w:pPr>
+              <w:spacing w:after="40"/>
+            </w:pPr>
+            <w:r>
+              <w:rPr>
+                <w:b/>
+                <w:sz w:val="18"/>
+              </w:rPr>
+            </w:r>
+            <w:r>
+              <w:rPr>
+                <w:b/>
+                <w:i w:val="0"/>
+                <w:sz w:val="18"/>
+              </w:rPr>
+              <w:t>ARDS (acute respiratory distress syndrome)</w:t>
+            </w:r>
+          </w:p>
+        </w:tc>
+        <w:tc>
+          <w:tcPr>
+            <w:tcW w:type="dxa" w:w="5112"/>
+          </w:tcPr>
+          <w:p>
+            <w:pPr>
+              <w:spacing w:after="40"/>
+            </w:pPr>
+            <w:r>
+              <w:rPr>
+                <w:sz w:val="18"/>
+              </w:rPr>
+            </w:r>
+            <w:r>
+              <w:rPr>
+                <w:b w:val="0"/>
+                <w:i w:val="0"/>
+                <w:sz w:val="18"/>
+              </w:rPr>
+              <w:t>ATELECTATIC disorder. Alveolar-capillary membrane DAMAGE → LEAKY capillaries → protein-rich NONCARDIOGENIC edema; complement + neutrophil sequestration.</w:t>
+            </w:r>
+          </w:p>
+        </w:tc>
+      </w:tr>
+      <w:tr>
+        <w:tc>
+          <w:tcPr>
+            <w:tcW w:type="dxa" w:w="5112"/>
+            <w:shd w:val="clear" w:color="auto" w:fill="F1EEEF"/>
+          </w:tcPr>
+          <w:p>
+            <w:pPr>
+              <w:spacing w:after="40"/>
+            </w:pPr>
+            <w:r>
+              <w:rPr>
+                <w:b/>
+                <w:sz w:val="18"/>
+              </w:rPr>
+            </w:r>
+            <w:r>
+              <w:rPr>
+                <w:b/>
+                <w:i w:val="0"/>
+                <w:sz w:val="18"/>
+              </w:rPr>
+              <w:t>ARDS: 3 processes</w:t>
+            </w:r>
+          </w:p>
+        </w:tc>
+        <w:tc>
+          <w:tcPr>
+            <w:tcW w:type="dxa" w:w="5112"/>
+          </w:tcPr>
+          <w:p>
+            <w:pPr>
+              <w:spacing w:after="40"/>
+            </w:pPr>
+            <w:r>
+              <w:rPr>
+                <w:sz w:val="18"/>
+              </w:rPr>
+            </w:r>
+            <w:r>
+              <w:rPr>
+                <w:b w:val="0"/>
+                <w:i w:val="0"/>
+                <w:sz w:val="18"/>
+              </w:rPr>
+              <w:t>Noncardiogenic EDEMA (leaky capillaries) · ATELECTASIS (no SURFACTANT) · HYALINE MEMBRANES (protein deposits).</w:t>
+            </w:r>
+          </w:p>
+        </w:tc>
+      </w:tr>
+      <w:tr>
+        <w:tc>
+          <w:tcPr>
+            <w:tcW w:type="dxa" w:w="5112"/>
+            <w:shd w:val="clear" w:color="auto" w:fill="F1EEEF"/>
+          </w:tcPr>
+          <w:p>
+            <w:pPr>
+              <w:spacing w:after="40"/>
+            </w:pPr>
+            <w:r>
+              <w:rPr>
+                <w:b/>
+                <w:sz w:val="18"/>
+              </w:rPr>
+            </w:r>
+            <w:r>
+              <w:rPr>
+                <w:b/>
+                <w:i w:val="0"/>
+                <w:sz w:val="18"/>
+              </w:rPr>
+              <w:t>Pulmonary edema (gathered)</w:t>
+            </w:r>
+          </w:p>
+        </w:tc>
+        <w:tc>
+          <w:tcPr>
+            <w:tcW w:type="dxa" w:w="5112"/>
+          </w:tcPr>
+          <w:p>
+            <w:pPr>
+              <w:spacing w:after="40"/>
+            </w:pPr>
+            <w:r>
+              <w:rPr>
+                <w:sz w:val="18"/>
+              </w:rPr>
+            </w:r>
+            <w:r>
+              <w:rPr>
+                <w:b w:val="0"/>
+                <w:i w:val="0"/>
+                <w:sz w:val="18"/>
+              </w:rPr>
+              <w:t>Starling: hydrostatic OUT vs oncotic IN. More capillary pressure or less oncotic pressure → more filtration. Leaky capillaries → noncardiogenic edema.</w:t>
+            </w:r>
+          </w:p>
+        </w:tc>
+      </w:tr>
+    </w:tbl>
+    <w:p>
+      <w:pPr>
+        <w:spacing w:after="80"/>
+      </w:pPr>
+    </w:p>
+    <w:p>
+      <w:pPr>
+        <w:pStyle w:val="Heading1"/>
+        <w:spacing w:before="280" w:after="100"/>
+      </w:pPr>
+      <w:r>
+        <w:rPr>
+          <w:rFonts w:ascii="Georgia" w:hAnsi="Georgia"/>
+          <w:color w:val="17494B"/>
+        </w:rPr>
+        <w:t>L9 · Pleura, Sleep Apnea &amp; Pneumonia</w:t>
+      </w:r>
+    </w:p>
+    <w:tbl>
+      <w:tblPr>
+        <w:tblStyle w:val="TableGrid"/>
+        <w:tblW w:type="auto" w:w="0"/>
+        <w:jc w:val="center"/>
+        <w:tblLook w:firstColumn="1" w:firstRow="1" w:lastColumn="0" w:lastRow="0" w:noHBand="0" w:noVBand="1" w:val="04A0"/>
+        <w:tblBorders>
+          <w:top w:val="single" w:sz="4" w:space="0" w:color="D8D2D4"/>
+          <w:left w:val="single" w:sz="4" w:space="0" w:color="D8D2D4"/>
+          <w:bottom w:val="single" w:sz="4" w:space="0" w:color="D8D2D4"/>
+          <w:right w:val="single" w:sz="4" w:space="0" w:color="D8D2D4"/>
+          <w:insideH w:val="single" w:sz="4" w:space="0" w:color="D8D2D4"/>
+          <w:insideV w:val="single" w:sz="4" w:space="0" w:color="D8D2D4"/>
+        </w:tblBorders>
+      </w:tblPr>
+      <w:tblGrid>
+        <w:gridCol w:w="5112"/>
+        <w:gridCol w:w="5112"/>
+      </w:tblGrid>
+      <w:tr>
+        <w:tc>
+          <w:tcPr>
+            <w:tcW w:type="dxa" w:w="5112"/>
+            <w:shd w:val="clear" w:color="auto" w:fill="17494B"/>
+          </w:tcPr>
+          <w:p>
+            <w:pPr>
+              <w:spacing w:after="40"/>
+            </w:pPr>
+            <w:r>
+              <w:rPr>
+                <w:b/>
+                <w:color w:val="FFFFFF"/>
+                <w:sz w:val="18"/>
+              </w:rPr>
+            </w:r>
+            <w:r>
+              <w:rPr>
+                <w:b/>
+                <w:i w:val="0"/>
+                <w:color w:val="FFFFFF"/>
+                <w:sz w:val="18"/>
+              </w:rPr>
+              <w:t>Term</w:t>
+            </w:r>
+          </w:p>
+        </w:tc>
+        <w:tc>
+          <w:tcPr>
+            <w:tcW w:type="dxa" w:w="5112"/>
+            <w:shd w:val="clear" w:color="auto" w:fill="17494B"/>
+          </w:tcPr>
+          <w:p>
+            <w:pPr>
+              <w:spacing w:after="40"/>
+            </w:pPr>
+            <w:r>
+              <w:rPr>
+                <w:b/>
+                <w:color w:val="FFFFFF"/>
+                <w:sz w:val="18"/>
+              </w:rPr>
+            </w:r>
+            <w:r>
+              <w:rPr>
+                <w:b/>
+                <w:i w:val="0"/>
+                <w:color w:val="FFFFFF"/>
+                <w:sz w:val="18"/>
+              </w:rPr>
+              <w:t>What you need to know</w:t>
+            </w:r>
+          </w:p>
+        </w:tc>
+      </w:tr>
+      <w:tr>
+        <w:tc>
+          <w:tcPr>
+            <w:tcW w:type="dxa" w:w="5112"/>
+            <w:shd w:val="clear" w:color="auto" w:fill="F1EEEF"/>
+          </w:tcPr>
+          <w:p>
+            <w:pPr>
+              <w:spacing w:after="40"/>
+            </w:pPr>
+            <w:r>
+              <w:rPr>
+                <w:b/>
+                <w:sz w:val="18"/>
+              </w:rPr>
+            </w:r>
+            <w:r>
+              <w:rPr>
+                <w:b/>
+                <w:i w:val="0"/>
+                <w:sz w:val="18"/>
+              </w:rPr>
+              <w:t>Primary pneumothorax</w:t>
+            </w:r>
+          </w:p>
+        </w:tc>
+        <w:tc>
+          <w:tcPr>
+            <w:tcW w:type="dxa" w:w="5112"/>
+          </w:tcPr>
+          <w:p>
+            <w:pPr>
+              <w:spacing w:after="40"/>
+            </w:pPr>
+            <w:r>
+              <w:rPr>
+                <w:sz w:val="18"/>
+              </w:rPr>
+            </w:r>
+            <w:r>
+              <w:rPr>
+                <w:b w:val="0"/>
+                <w:i w:val="0"/>
+                <w:sz w:val="18"/>
+              </w:rPr>
+              <w:t>TALL, THIN MEN 20–40; SUBPLEURAL BLEBS at the apices rupture; smoking raises risk.</w:t>
+            </w:r>
+          </w:p>
+        </w:tc>
+      </w:tr>
+      <w:tr>
+        <w:tc>
+          <w:tcPr>
+            <w:tcW w:type="dxa" w:w="5112"/>
+            <w:shd w:val="clear" w:color="auto" w:fill="F1EEEF"/>
+          </w:tcPr>
+          <w:p>
+            <w:pPr>
+              <w:spacing w:after="40"/>
+            </w:pPr>
+            <w:r>
+              <w:rPr>
+                <w:b/>
+                <w:sz w:val="18"/>
+              </w:rPr>
+            </w:r>
+            <w:r>
+              <w:rPr>
+                <w:b/>
+                <w:i w:val="0"/>
+                <w:sz w:val="18"/>
+              </w:rPr>
+              <w:t>Secondary pneumothorax</w:t>
+            </w:r>
+          </w:p>
+        </w:tc>
+        <w:tc>
+          <w:tcPr>
+            <w:tcW w:type="dxa" w:w="5112"/>
+          </w:tcPr>
+          <w:p>
+            <w:pPr>
+              <w:spacing w:after="40"/>
+            </w:pPr>
+            <w:r>
+              <w:rPr>
+                <w:sz w:val="18"/>
+              </w:rPr>
+            </w:r>
+            <w:r>
+              <w:rPr>
+                <w:b w:val="0"/>
+                <w:i w:val="0"/>
+                <w:sz w:val="18"/>
+              </w:rPr>
+              <w:t>Complication of lung disease: asthma, emphysema, cystic fibrosis, pneumonia, tuberculosis.</w:t>
+            </w:r>
+          </w:p>
+        </w:tc>
+      </w:tr>
+      <w:tr>
+        <w:tc>
+          <w:tcPr>
+            <w:tcW w:type="dxa" w:w="5112"/>
+            <w:shd w:val="clear" w:color="auto" w:fill="F1EEEF"/>
+          </w:tcPr>
+          <w:p>
+            <w:pPr>
+              <w:spacing w:after="40"/>
+            </w:pPr>
+            <w:r>
+              <w:rPr>
+                <w:b/>
+                <w:sz w:val="18"/>
+              </w:rPr>
+            </w:r>
+            <w:r>
+              <w:rPr>
+                <w:b/>
+                <w:i w:val="0"/>
+                <w:sz w:val="18"/>
+              </w:rPr>
+              <w:t>Tension pneumothorax</w:t>
+            </w:r>
+          </w:p>
+        </w:tc>
+        <w:tc>
+          <w:tcPr>
+            <w:tcW w:type="dxa" w:w="5112"/>
+          </w:tcPr>
+          <w:p>
+            <w:pPr>
+              <w:spacing w:after="40"/>
+            </w:pPr>
+            <w:r>
+              <w:rPr>
+                <w:sz w:val="18"/>
+              </w:rPr>
+            </w:r>
+            <w:r>
+              <w:rPr>
+                <w:b w:val="0"/>
+                <w:i w:val="0"/>
+                <w:sz w:val="18"/>
+              </w:rPr>
+              <w:t>Usually trauma (can arise without it); air ENTERS but cannot LEAVE → lung collapses, mediastinum shifts AWAY → less VENOUS RETURN and CARDIAC OUTPUT.</w:t>
+            </w:r>
+          </w:p>
+        </w:tc>
+      </w:tr>
+      <w:tr>
+        <w:tc>
+          <w:tcPr>
+            <w:tcW w:type="dxa" w:w="5112"/>
+            <w:shd w:val="clear" w:color="auto" w:fill="F1EEEF"/>
+          </w:tcPr>
+          <w:p>
+            <w:pPr>
+              <w:spacing w:after="40"/>
+            </w:pPr>
+            <w:r>
+              <w:rPr>
+                <w:b/>
+                <w:sz w:val="18"/>
+              </w:rPr>
+            </w:r>
+            <w:r>
+              <w:rPr>
+                <w:b/>
+                <w:i w:val="0"/>
+                <w:sz w:val="18"/>
+              </w:rPr>
+              <w:t>Pleural effusion causes</w:t>
+            </w:r>
+          </w:p>
+        </w:tc>
+        <w:tc>
+          <w:tcPr>
+            <w:tcW w:type="dxa" w:w="5112"/>
+          </w:tcPr>
+          <w:p>
+            <w:pPr>
+              <w:spacing w:after="40"/>
+            </w:pPr>
+            <w:r>
+              <w:rPr>
+                <w:sz w:val="18"/>
+              </w:rPr>
+            </w:r>
+            <w:r>
+              <w:rPr>
+                <w:b w:val="0"/>
+                <w:i w:val="0"/>
+                <w:sz w:val="18"/>
+              </w:rPr>
+              <w:t>Raised HYDROSTATIC pressure (heart failure) · lowered ONCOTIC pressure (nephrotic syndrome, cirrhosis) · lowered pleural pressure (lung collapse). Normal 5–15 mL.</w:t>
+            </w:r>
+          </w:p>
+        </w:tc>
+      </w:tr>
+      <w:tr>
+        <w:tc>
+          <w:tcPr>
+            <w:tcW w:type="dxa" w:w="5112"/>
+            <w:shd w:val="clear" w:color="auto" w:fill="F1EEEF"/>
+          </w:tcPr>
+          <w:p>
+            <w:pPr>
+              <w:spacing w:after="40"/>
+            </w:pPr>
+            <w:r>
+              <w:rPr>
+                <w:b/>
+                <w:sz w:val="18"/>
+              </w:rPr>
+            </w:r>
+            <w:r>
+              <w:rPr>
+                <w:b/>
+                <w:i w:val="0"/>
+                <w:sz w:val="18"/>
+              </w:rPr>
+              <w:t>Transudate</w:t>
+            </w:r>
+          </w:p>
+        </w:tc>
+        <w:tc>
+          <w:tcPr>
+            <w:tcW w:type="dxa" w:w="5112"/>
+          </w:tcPr>
+          <w:p>
+            <w:pPr>
+              <w:spacing w:after="40"/>
+            </w:pPr>
+            <w:r>
+              <w:rPr>
+                <w:sz w:val="18"/>
+              </w:rPr>
+            </w:r>
+            <w:r>
+              <w:rPr>
+                <w:b w:val="0"/>
+                <w:i w:val="0"/>
+                <w:sz w:val="18"/>
+              </w:rPr>
+              <w:t>Protein ratio &lt; 0.5 · LDH (lactate dehydrogenase) ratio &lt; 0.6 · specific gravity &lt; 1.016. PRESSURE problem: heart failure, cirrhosis, nephrotic syndrome.</w:t>
+            </w:r>
+          </w:p>
+        </w:tc>
+      </w:tr>
+      <w:tr>
+        <w:tc>
+          <w:tcPr>
+            <w:tcW w:type="dxa" w:w="5112"/>
+            <w:shd w:val="clear" w:color="auto" w:fill="F1EEEF"/>
+          </w:tcPr>
+          <w:p>
+            <w:pPr>
+              <w:spacing w:after="40"/>
+            </w:pPr>
+            <w:r>
+              <w:rPr>
+                <w:b/>
+                <w:sz w:val="18"/>
+              </w:rPr>
+            </w:r>
+            <w:r>
+              <w:rPr>
+                <w:b/>
+                <w:i w:val="0"/>
+                <w:sz w:val="18"/>
+              </w:rPr>
+              <w:t>Exudate</w:t>
+            </w:r>
+          </w:p>
+        </w:tc>
+        <w:tc>
+          <w:tcPr>
+            <w:tcW w:type="dxa" w:w="5112"/>
+          </w:tcPr>
+          <w:p>
+            <w:pPr>
+              <w:spacing w:after="40"/>
+            </w:pPr>
+            <w:r>
+              <w:rPr>
+                <w:sz w:val="18"/>
+              </w:rPr>
+            </w:r>
+            <w:r>
+              <w:rPr>
+                <w:b w:val="0"/>
+                <w:i w:val="0"/>
+                <w:sz w:val="18"/>
+              </w:rPr>
+              <w:t>Protein ratio &gt; 0.5 or LDH ratio &gt; 0.6 (ONE criterion is enough). PERMEABILITY or LYMPHATIC problem: cancer, infection, PULMONARY EMBOLISM, sarcoidosis.</w:t>
+            </w:r>
+          </w:p>
+        </w:tc>
+      </w:tr>
+      <w:tr>
+        <w:tc>
+          <w:tcPr>
+            <w:tcW w:type="dxa" w:w="5112"/>
+            <w:shd w:val="clear" w:color="auto" w:fill="F1EEEF"/>
+          </w:tcPr>
+          <w:p>
+            <w:pPr>
+              <w:spacing w:after="40"/>
+            </w:pPr>
+            <w:r>
+              <w:rPr>
+                <w:b/>
+                <w:sz w:val="18"/>
+              </w:rPr>
+            </w:r>
+            <w:r>
+              <w:rPr>
+                <w:b/>
+                <w:i w:val="0"/>
+                <w:sz w:val="18"/>
+              </w:rPr>
+              <w:t>Chylothorax</w:t>
+            </w:r>
+          </w:p>
+        </w:tc>
+        <w:tc>
+          <w:tcPr>
+            <w:tcW w:type="dxa" w:w="5112"/>
+          </w:tcPr>
+          <w:p>
+            <w:pPr>
+              <w:spacing w:after="40"/>
+            </w:pPr>
+            <w:r>
+              <w:rPr>
+                <w:sz w:val="18"/>
+              </w:rPr>
+            </w:r>
+            <w:r>
+              <w:rPr>
+                <w:b w:val="0"/>
+                <w:i w:val="0"/>
+                <w:sz w:val="18"/>
+              </w:rPr>
+              <w:t>CHYLE leaking from the THORACIC DUCT (trauma, lymphoma).</w:t>
+            </w:r>
+          </w:p>
+        </w:tc>
+      </w:tr>
+      <w:tr>
+        <w:tc>
+          <w:tcPr>
+            <w:tcW w:type="dxa" w:w="5112"/>
+            <w:shd w:val="clear" w:color="auto" w:fill="F1EEEF"/>
+          </w:tcPr>
+          <w:p>
+            <w:pPr>
+              <w:spacing w:after="40"/>
+            </w:pPr>
+            <w:r>
+              <w:rPr>
+                <w:b/>
+                <w:sz w:val="18"/>
+              </w:rPr>
+            </w:r>
+            <w:r>
+              <w:rPr>
+                <w:b/>
+                <w:i w:val="0"/>
+                <w:sz w:val="18"/>
+              </w:rPr>
+              <w:t>Obstructive sleep apnea</w:t>
+            </w:r>
+          </w:p>
+        </w:tc>
+        <w:tc>
+          <w:tcPr>
+            <w:tcW w:type="dxa" w:w="5112"/>
+          </w:tcPr>
+          <w:p>
+            <w:pPr>
+              <w:spacing w:after="40"/>
+            </w:pPr>
+            <w:r>
+              <w:rPr>
+                <w:sz w:val="18"/>
+              </w:rPr>
+            </w:r>
+            <w:r>
+              <w:rPr>
+                <w:b w:val="0"/>
+                <w:i w:val="0"/>
+                <w:sz w:val="18"/>
+              </w:rPr>
+              <w:t>≥ 5 events/hour; collapsible PHARYNX closes. APNEA: no airflow ≥ 10 s WITH effort. HYPOPNEA: reduced flow + desaturation or arousal. No flow + NO effort = CENTRAL.</w:t>
+            </w:r>
+          </w:p>
+        </w:tc>
+      </w:tr>
+      <w:tr>
+        <w:tc>
+          <w:tcPr>
+            <w:tcW w:type="dxa" w:w="5112"/>
+            <w:shd w:val="clear" w:color="auto" w:fill="F1EEEF"/>
+          </w:tcPr>
+          <w:p>
+            <w:pPr>
+              <w:spacing w:after="40"/>
+            </w:pPr>
+            <w:r>
+              <w:rPr>
+                <w:b/>
+                <w:sz w:val="18"/>
+              </w:rPr>
+            </w:r>
+            <w:r>
+              <w:rPr>
+                <w:b/>
+                <w:i w:val="0"/>
+                <w:sz w:val="18"/>
+              </w:rPr>
+              <w:t>Pneumonia sources</w:t>
+            </w:r>
+          </w:p>
+        </w:tc>
+        <w:tc>
+          <w:tcPr>
+            <w:tcW w:type="dxa" w:w="5112"/>
+          </w:tcPr>
+          <w:p>
+            <w:pPr>
+              <w:spacing w:after="40"/>
+            </w:pPr>
+            <w:r>
+              <w:rPr>
+                <w:sz w:val="18"/>
+              </w:rPr>
+            </w:r>
+            <w:r>
+              <w:rPr>
+                <w:b w:val="0"/>
+                <w:i w:val="0"/>
+                <w:sz w:val="18"/>
+              </w:rPr>
+              <w:t>ASPIRATION (gross aspiration → ANAEROBES, abscess) · inhalation (virus, Mycoplasma) · BLOOD-BORNE (right-sided endocarditis, intravenous drug use).</w:t>
+            </w:r>
+          </w:p>
+        </w:tc>
+      </w:tr>
+      <w:tr>
+        <w:tc>
+          <w:tcPr>
+            <w:tcW w:type="dxa" w:w="5112"/>
+            <w:shd w:val="clear" w:color="auto" w:fill="F1EEEF"/>
+          </w:tcPr>
+          <w:p>
+            <w:pPr>
+              <w:spacing w:after="40"/>
+            </w:pPr>
+            <w:r>
+              <w:rPr>
+                <w:b/>
+                <w:sz w:val="18"/>
+              </w:rPr>
+            </w:r>
+            <w:r>
+              <w:rPr>
+                <w:b/>
+                <w:i w:val="0"/>
+                <w:sz w:val="18"/>
+              </w:rPr>
+              <w:t>Community vs hospital</w:t>
+            </w:r>
+          </w:p>
+        </w:tc>
+        <w:tc>
+          <w:tcPr>
+            <w:tcW w:type="dxa" w:w="5112"/>
+          </w:tcPr>
+          <w:p>
+            <w:pPr>
+              <w:spacing w:after="40"/>
+            </w:pPr>
+            <w:r>
+              <w:rPr>
+                <w:sz w:val="18"/>
+              </w:rPr>
+            </w:r>
+            <w:r>
+              <w:rPr>
+                <w:b w:val="0"/>
+                <w:i w:val="0"/>
+                <w:sz w:val="18"/>
+              </w:rPr>
+              <w:t>Community: at home, or hospitalized &lt; 48 h. Hospital: early (≤ 4 days) susceptible bacteria; LATE = MULTIDRUG-RESISTANT.</w:t>
+            </w:r>
+          </w:p>
+        </w:tc>
+      </w:tr>
+      <w:tr>
+        <w:tc>
+          <w:tcPr>
+            <w:tcW w:type="dxa" w:w="5112"/>
+            <w:shd w:val="clear" w:color="auto" w:fill="F1EEEF"/>
+          </w:tcPr>
+          <w:p>
+            <w:pPr>
+              <w:spacing w:after="40"/>
+            </w:pPr>
+            <w:r>
+              <w:rPr>
+                <w:b/>
+                <w:sz w:val="18"/>
+              </w:rPr>
+            </w:r>
+            <w:r>
+              <w:rPr>
+                <w:b/>
+                <w:i w:val="0"/>
+                <w:sz w:val="18"/>
+              </w:rPr>
+              <w:t>Pulmonary embolism (gathered)</w:t>
+            </w:r>
+          </w:p>
+        </w:tc>
+        <w:tc>
+          <w:tcPr>
+            <w:tcW w:type="dxa" w:w="5112"/>
+          </w:tcPr>
+          <w:p>
+            <w:pPr>
+              <w:spacing w:after="40"/>
+            </w:pPr>
+            <w:r>
+              <w:rPr>
+                <w:sz w:val="18"/>
+              </w:rPr>
+            </w:r>
+            <w:r>
+              <w:rPr>
+                <w:b w:val="0"/>
+                <w:i w:val="0"/>
+                <w:sz w:val="18"/>
+              </w:rPr>
+              <w:t>Raises DEAD SPACE (hypercapnia) · causes pulmonary hypertension by OBSTRUCTION · causes ARDS and acute respiratory failure · EXUDATIVE effusion.</w:t>
             </w:r>
           </w:p>
         </w:tc>

--- a/Clinical Pathophysiology I Exam 2/cp-exam-2-cram-sheet.docx
+++ b/Clinical Pathophysiology I Exam 2/cp-exam-2-cram-sheet.docx
@@ -8767,7 +8767,7 @@
                 <w:i w:val="0"/>
                 <w:sz w:val="18"/>
               </w:rPr>
-              <w:t>Pulmonary hypertension ⚠</w:t>
+              <w:t>Pulmonary hypertension</w:t>
             </w:r>
           </w:p>
         </w:tc>
@@ -8790,7 +8790,7 @@
                 <w:i w:val="0"/>
                 <w:sz w:val="18"/>
               </w:rPr>
-              <w:t>Slide: sustained &gt; 30 mmHg. Recording: resting MEAN &gt; 20 mmHg by right heart catheterization. Know both.</w:t>
+              <w:t>Mean pulmonary arterial pressure AT REST &gt; 20 mmHg (normal mean ≈ 15).</w:t>
             </w:r>
           </w:p>
         </w:tc>
@@ -8890,7 +8890,7 @@
                 <w:i w:val="0"/>
                 <w:sz w:val="18"/>
               </w:rPr>
-              <w:t>MEDIA thickens (more muscle), INTIMA fibroses, PLEXIFORM lesions.</w:t>
+              <w:t>MEDIA thickens (more muscle), INTIMA fibroses.</w:t>
             </w:r>
           </w:p>
         </w:tc>
@@ -10422,7 +10422,7 @@
                 <w:i w:val="0"/>
                 <w:sz w:val="18"/>
               </w:rPr>
-              <w:t>Usually trauma (can arise without it); air ENTERS but cannot LEAVE → lung collapses, mediastinum shifts AWAY → less VENOUS RETURN and CARDIAC OUTPUT.</w:t>
+              <w:t>Pneumothorax that TRAPS AIR and builds pressure (penetrating or nonpenetrating injury); air ENTERS but cannot LEAVE → lung collapses, mediastinum shifts AWAY → less VENOUS RETURN and CARDIAC OUTPUT.</w:t>
             </w:r>
           </w:p>
         </w:tc>
